--- a/outputs/a48/a48_ficha_funcional.docx
+++ b/outputs/a48/a48_ficha_funcional.docx
@@ -468,7 +468,7 @@
           </w:tcPr>
           <w:p ns2:paraId="4F17D729" ns2:textId="77777777">
             <w:r>
-              <w:t xml:space="preserve">Red convolucional 1D multitarea con pérdida físico-informada (DNSL) que diagnostica el estado de cuatro componentes de un pasteurizador (enfriador, válvula, bomba y acumulador) a partir de un ciclo de 60 s de siete sensores a 10 Hz, y añade explicabilidad integrada: ventanas temporales críticas (Grad-CAM), importancia por sensor (SHAP opcional), puntos críticos de control (CCP) y acciones de mantenimiento priorizadas.</w:t>
+              <w:t xml:space="preserve">Modelo que sirve modelo-47 (detección de fallos en pasteurización con XAI integrada): red convolucional 1D multitarea con pérdida físico-informada (DNSL) que diagnostica el estado de cuatro componentes de un pasteurizador (enfriador, válvula, bomba y acumulador) a partir de un ciclo de 60 s de siete sensores a 10 Hz, y añade explicabilidad integrada: ventanas temporales críticas (Grad-CAM), importancia por sensor (SHAP opcional), riesgo por componente y acciones de mantenimiento priorizadas.</w:t>
             </w:r>
           </w:p>
         </w:tc>
@@ -523,7 +523,7 @@
           </w:tcPr>
           <w:p ns2:paraId="1ED00FCD" ns2:textId="77777777">
             <w:r>
-              <w:t xml:space="preserve">Dotar al diagnóstico de fallos de maquinaria de pasteurizado (Entregable 47) de explicabilidad, diagnóstico causal aproximado y recomendación prescriptiva, de modo que el técnico de planta sepa no solo qué componente degrada, sino cuándo se manifiesta dentro del ciclo, qué sensor domina la decisión y qué acción priorizar. La detección de puntos críticos de control (CCP) se inspira en el paradigma HACCP.</w:t>
+              <w:t xml:space="preserve">Dotar al diagnóstico de fallos de maquinaria de pasteurizado (Entregable 47) de explicabilidad, diagnóstico causal aproximado y recomendación prescriptiva, de modo que el técnico de planta sepa no solo qué componente degrada, sino cuándo se manifiesta dentro del ciclo, qué sensor domina la decisión y qué acción priorizar.</w:t>
             </w:r>
           </w:p>
         </w:tc>
@@ -578,7 +578,7 @@
           </w:tcPr>
           <w:p ns2:paraId="40956F30" ns2:textId="77777777">
             <w:r>
-              <w:t xml:space="preserve">Modo inline: se envía un ciclo de 60 s (siete sensores a 10 Hz) y se obtiene el estado de los cuatro componentes con su confianza y un informe local con la ventana crítica, el riesgo y la acción recomendada por componente; SHAP es opcional. Modo batch: se envía un CSV con varios ciclos (Cycle_ID) y, con include_xai, se obtiene además el análisis global de CCP sobre una muestra de ciclos.</w:t>
+              <w:t xml:space="preserve">Modo inline: se envía un ciclo de 60 s (siete sensores a 10 Hz) y se obtiene el estado de los cuatro componentes con su confianza y su xai_result (estado del sistema, componentes alterados, variables clave y acciones, con la ventana crítica y el riesgo por componente); SHAP es opcional. Modo batch: se envía un CSV con varios ciclos (Cycle_ID) y cada fila devuelve su predicción y su propio xai_result o xai_error.</w:t>
             </w:r>
           </w:p>
         </w:tc>
@@ -1292,7 +1292,7 @@
           </w:tcPr>
           <w:p ns2:paraId="3AB481B3" ns2:textId="77777777">
             <w:r>
-              <w:t xml:space="preserve">Inline: informe local por componente (ventana Grad-CAM, riesgo, acción). Batch: análisis global de puntos críticos (CCP)</w:t>
+              <w:t xml:space="preserve">XAI de cada ciclo (xai_result / xai_error): Grad-CAM, riesgo y acciones. Inline y batch</w:t>
             </w:r>
           </w:p>
         </w:tc>
@@ -1340,7 +1340,7 @@
           </w:tcPr>
           <w:p ns2:paraId="3AB481B3" ns2:textId="77777777">
             <w:r>
-              <w:t xml:space="preserve">Añade SHAP (sensor más relevante e importancias). Requiere include_xai; coste alto en CPU</w:t>
+              <w:t xml:space="preserve">Añade SHAP (sensor más relevante) a la XAI. Requiere include_xai; coste alto en CPU. En batch solo se calcula en los primeros n_samples ciclos</w:t>
             </w:r>
           </w:p>
         </w:tc>
@@ -1436,7 +1436,7 @@
           </w:tcPr>
           <w:p ns2:paraId="3AB481B3" ns2:textId="77777777">
             <w:r>
-              <w:t xml:space="preserve">Batch con XAI: ciclos máximos del CSV usados en el análisis global (muestra aleatoria, semilla 42)</w:t>
+              <w:t xml:space="preserve">Batch con include_shap: ciclos máximos con SHAP (el resto lleva solo Grad-CAM, siempre presente en todos los ciclos)</w:t>
             </w:r>
           </w:p>
         </w:tc>
@@ -1968,7 +1968,7 @@
           </w:tcPr>
           <w:p ns2:paraId="2CD654FD" ns2:textId="77777777">
             <w:r>
-              <w:t xml:space="preserve">xai (inline)</w:t>
+              <w:t xml:space="preserve">xai_result</w:t>
             </w:r>
           </w:p>
         </w:tc>
@@ -1991,7 +1991,7 @@
           </w:tcPr>
           <w:p ns2:paraId="35872DC0" ns2:textId="77777777">
             <w:r>
-              <w:t xml:space="preserve">Por componente: ventana crítica Grad-CAM en segundos (inicio/fin), intensidad, acción, urgencia, intervalo de ciclos, riesgo_score/nivel y, con SHAP, sensor más relevante e importancia</w:t>
+              <w:t xml:space="preserve">XAI del ciclo (inline: en la respuesta; batch: en cada fila). Mismo contrato que modelo-43: Estado_del_sistema.Estado_interpretativo, Bloques_principales, Variables_clave, Acciones_sugeridas / Mensaje_operativo y Detalle_componentes (ventana crítica Grad-CAM, riesgo, acción, sensor SHAP)</w:t>
             </w:r>
           </w:p>
         </w:tc>
@@ -2014,7 +2014,7 @@
           </w:tcPr>
           <w:p ns2:paraId="1DF2EF4D" ns2:textId="77777777">
             <w:r>
-              <w:t xml:space="preserve">riesgo_score = severidad × confianza (con bonus SHAP si se pide); NORMAL &lt; 0,5 ≤ WARNING &lt; 0,8 ≤ CRÍTICO</w:t>
+              <w:t xml:space="preserve">Estado = peor estado de los 4 componentes (Normal / Warning / Crítico); Bloques = componentes alterados; Variables = sensores de la regla física (y el sensor SHAP si se pidió); Acciones = acciones prescriptivas por urgencia</w:t>
             </w:r>
           </w:p>
         </w:tc>
@@ -2039,7 +2039,7 @@
           </w:tcPr>
           <w:p ns2:paraId="2CD654FD" ns2:textId="77777777">
             <w:r>
-              <w:t xml:space="preserve">xai (batch)</w:t>
+              <w:t xml:space="preserve">xai_error</w:t>
             </w:r>
           </w:p>
         </w:tc>
@@ -2062,7 +2062,7 @@
           </w:tcPr>
           <w:p ns2:paraId="35872DC0" ns2:textId="77777777">
             <w:r>
-              <w:t xml:space="preserve">ccps (ventanas críticas por componente, sensor, regla física, severidad agregada), shap (importancia por componente y sensor, 28 filas) y summary (ciclos analizados)</w:t>
+              <w:t xml:space="preserve">Motivo si la XAI de ese ciclo falló (xai_result es null); null si fue correcta</w:t>
             </w:r>
           </w:p>
         </w:tc>
@@ -2085,7 +2085,7 @@
           </w:tcPr>
           <w:p ns2:paraId="1DF2EF4D" ns2:textId="77777777">
             <w:r>
-              <w:t xml:space="preserve">severidad CRÍTICO si &gt;10 % de ciclos son Crítico; WARNING si &gt;20 % son Warning</w:t>
+              <w:t xml:space="preserve">un fallo de XAI no afecta a la predicción del ciclo ni a la de los demás ciclos del lote</w:t>
             </w:r>
           </w:p>
         </w:tc>
@@ -2131,7 +2131,7 @@
         <w:jc w:val="both"/>
       </w:pPr>
       <w:r>
-        <w:t xml:space="preserve">Si para un ciclo el enfriador sale como «Crítico» con una confianza del 96 %, la ventana crítica va de los segundos 9,1 a 11,1 y la acción es «Detener producción y ejecutar limpieza CIP inmediata», debes parar y limpiar; si válvula, bomba y acumulador salen «Sano», no requieren intervención en ese ciclo.</w:t>
+        <w:t xml:space="preserve">Si para un ciclo el estado del sistema sale «Crítico» porque el enfriador está en «Crítico» con una confianza del 96 %, la acción sugerida es «Fouling: Detener producción y ejecutar limpieza CIP inmediata», debes parar y limpiar; si válvula, bomba y acumulador salen «Sano», no requieren intervención en ese ciclo.</w:t>
       </w:r>
     </w:p>
     <w:p ns2:paraId="7585C801" ns2:textId="77777777">
@@ -2948,7 +2948,7 @@
           </w:tcPr>
           <w:p ns2:paraId="3FD46393" ns2:textId="77777777">
             <w:r>
-              <w:t xml:space="preserve">SHAP (GradientExplainer) cuesta ≈5–8 s por ciclo en CPU y ≈10 min en el análisis global de 50 ciclos, por eso es opcional. Sus valores dependen de la versión de shap: se reproducen con shap ≥ 0,51 (verificado 0,52.0), no con 0,42.</w:t>
+              <w:t xml:space="preserve">SHAP (GradientExplainer) cuesta ≈5–8 s por ciclo en CPU, por eso es opcional y en batch se limita a los primeros n_samples ciclos (el resto lleva solo Grad-CAM). Sus valores dependen de la versión de shap: se reproducen con shap ≥ 0,51 (verificado 0,52.0), no con 0,42.</w:t>
             </w:r>
           </w:p>
         </w:tc>

--- a/outputs/a48/a48_ficha_funcional.docx
+++ b/outputs/a48/a48_ficha_funcional.docx
@@ -3044,7 +3044,7 @@
           </w:tcPr>
           <w:p ns2:paraId="3FD46393" ns2:textId="77777777">
             <w:r>
-              <w:t xml:space="preserve">Reentrenamiento completo (300 épocas) y /train contra un MLflow real no verificados; el plugin reentrena con los hiperparámetros del equipo, pero sus métricas a escala completa no se han comprobado.</w:t>
+              <w:t xml:space="preserve">/train contra un MLflow real no verificado. El reentrenamiento sí está verificado con los datos entregados (14/10/2026): calibración fine_tune (por defecto) 0,9970 de exact match en el 15 % de test; reentrenamiento full desde cero 0,9849 de exact match en GPU (94 épocas), frente al 0,9879 del modelo entregado: en GPU el entrenamiento no es bit a bit reproducible y varía ±1 ciclo de test entre ejecuciones.</w:t>
             </w:r>
           </w:p>
         </w:tc>

--- a/outputs/a48/a48_ficha_funcional.docx
+++ b/outputs/a48/a48_ficha_funcional.docx
@@ -1,8 +1,8 @@
 
 <file path=word/document.xml><?xml version="1.0" encoding="utf-8"?>
-<w:document xmlns:w="http://schemas.openxmlformats.org/wordprocessingml/2006/main" xmlns:ns1="http://schemas.openxmlformats.org/markup-compatibility/2006" xmlns:ns2="http://schemas.microsoft.com/office/word/2010/wordml" xmlns:ns3="http://schemas.openxmlformats.org/drawingml/2006/wordprocessingDrawing" xmlns:ns4="http://schemas.microsoft.com/office/word/2010/wordprocessingDrawing" xmlns:ns5="http://schemas.openxmlformats.org/drawingml/2006/main" xmlns:ns6="http://schemas.openxmlformats.org/drawingml/2006/picture" xmlns:ns7="http://schemas.openxmlformats.org/officeDocument/2006/relationships" xmlns:w15="http://schemas.microsoft.com/office/word/2012/wordml" xmlns:w16="http://schemas.microsoft.com/office/word/2018/wordml" xmlns:w16cex="http://schemas.microsoft.com/office/word/2018/wordml/cex" xmlns:w16cid="http://schemas.microsoft.com/office/word/2016/wordml/cid" xmlns:w16du="http://schemas.microsoft.com/office/word/2023/wordml/word16du" xmlns:w16se="http://schemas.microsoft.com/office/word/2015/wordml/symex" xmlns:w16sdtfl="http://schemas.microsoft.com/office/word/2020/wordml/sdtdatahash" xmlns:w16sdtdh="http://schemas.microsoft.com/office/word/2020/wordml/sdtdatahash" xmlns:w14="http://schemas.microsoft.com/office/word/2010/wordml" xmlns:wp14="http://schemas.microsoft.com/office/word/2010/wordprocessingDrawing" ns1:Ignorable="w14 w15 w16se w16cid w16 w16cex w16sdtdh w16sdtfl w16du wp14">
+<w:document xmlns:wpc="http://schemas.microsoft.com/office/word/2010/wordprocessingCanvas" xmlns:cx="http://schemas.microsoft.com/office/drawing/2014/chartex" xmlns:cx1="http://schemas.microsoft.com/office/drawing/2015/9/8/chartex" xmlns:cx2="http://schemas.microsoft.com/office/drawing/2015/10/21/chartex" xmlns:cx3="http://schemas.microsoft.com/office/drawing/2016/5/9/chartex" xmlns:cx4="http://schemas.microsoft.com/office/drawing/2016/5/10/chartex" xmlns:cx5="http://schemas.microsoft.com/office/drawing/2016/5/11/chartex" xmlns:cx6="http://schemas.microsoft.com/office/drawing/2016/5/12/chartex" xmlns:cx7="http://schemas.microsoft.com/office/drawing/2016/5/13/chartex" xmlns:cx8="http://schemas.microsoft.com/office/drawing/2016/5/14/chartex" xmlns:mc="http://schemas.openxmlformats.org/markup-compatibility/2006" xmlns:aink="http://schemas.microsoft.com/office/drawing/2016/ink" xmlns:am3d="http://schemas.microsoft.com/office/drawing/2017/model3d" xmlns:o="urn:schemas-microsoft-com:office:office" xmlns:oel="http://schemas.microsoft.com/office/2019/extlst" xmlns:r="http://schemas.openxmlformats.org/officeDocument/2006/relationships" xmlns:m="http://schemas.openxmlformats.org/officeDocument/2006/math" xmlns:v="urn:schemas-microsoft-com:vml" xmlns:wp14="http://schemas.microsoft.com/office/word/2010/wordprocessingDrawing" xmlns:wp="http://schemas.openxmlformats.org/drawingml/2006/wordprocessingDrawing" xmlns:w10="urn:schemas-microsoft-com:office:word" xmlns:w="http://schemas.openxmlformats.org/wordprocessingml/2006/main" xmlns:w14="http://schemas.microsoft.com/office/word/2010/wordml" xmlns:w15="http://schemas.microsoft.com/office/word/2012/wordml" xmlns:w16cex="http://schemas.microsoft.com/office/word/2018/wordml/cex" xmlns:w16cid="http://schemas.microsoft.com/office/word/2016/wordml/cid" xmlns:w16="http://schemas.microsoft.com/office/word/2018/wordml" xmlns:w16du="http://schemas.microsoft.com/office/word/2023/wordml/word16du" xmlns:w16sdtdh="http://schemas.microsoft.com/office/word/2020/wordml/sdtdatahash" xmlns:w16sdtfl="http://schemas.microsoft.com/office/word/2024/wordml/sdtformatlock" xmlns:w16se="http://schemas.microsoft.com/office/word/2015/wordml/symex" xmlns:wpg="http://schemas.microsoft.com/office/word/2010/wordprocessingGroup" xmlns:wpi="http://schemas.microsoft.com/office/word/2010/wordprocessingInk" xmlns:wne="http://schemas.microsoft.com/office/word/2006/wordml" xmlns:wps="http://schemas.microsoft.com/office/word/2010/wordprocessingShape" mc:Ignorable="w14 w15 w16se w16cid w16 w16cex w16sdtdh w16sdtfl w16du wp14">
   <w:body>
-    <w:p ns2:paraId="106243A3" ns2:textId="77777777">
+    <w:p>
       <w:pPr>
         <w:widowControl w:val="0"/>
         <w:pBdr>
@@ -15,120 +15,120 @@
         <w:spacing w:after="0" w:line="276" w:lineRule="auto"/>
       </w:pPr>
     </w:p>
-    <w:p ns2:paraId="24C99032" ns2:textId="77777777">
+    <w:p>
       <w:r>
         <w:rPr>
           <w:noProof/>
         </w:rPr>
         <w:drawing>
-          <ns3:anchor distT="0" distB="0" distL="114300" distR="114300" simplePos="0" relativeHeight="251658240" behindDoc="0" locked="0" layoutInCell="1" hidden="0" allowOverlap="1" ns4:anchorId="6DA82D87" ns4:editId="67E776CC">
-            <ns3:simplePos x="0" y="0"/>
-            <ns3:positionH relativeFrom="column">
-              <ns3:posOffset>590550</ns3:posOffset>
-            </ns3:positionH>
-            <ns3:positionV relativeFrom="paragraph">
-              <ns3:posOffset>0</ns3:posOffset>
-            </ns3:positionV>
-            <ns3:extent cx="3373120" cy="2032000"/>
-            <ns3:effectExtent l="0" t="0" r="0" b="0"/>
-            <ns3:wrapSquare wrapText="bothSides" distT="0" distB="0" distL="114300" distR="114300"/>
-            <ns3:docPr id="1001" name="image5.jpg" descr="A logo with green leaves  AI-generated content may be incorrect."/>
-            <ns3:cNvGraphicFramePr/>
-            <ns5:graphic>
-              <ns5:graphicData uri="http://schemas.openxmlformats.org/drawingml/2006/picture">
-                <ns6:pic>
-                  <ns6:nvPicPr>
-                    <ns6:cNvPr id="0" name="image5.jpg" descr="A logo with green leaves  AI-generated content may be incorrect."/>
-                    <ns6:cNvPicPr preferRelativeResize="0"/>
-                  </ns6:nvPicPr>
-                  <ns6:blipFill>
-                    <ns5:blip ns7:embed="rId9"/>
-                    <ns5:srcRect/>
-                    <ns5:stretch>
-                      <ns5:fillRect/>
-                    </ns5:stretch>
-                  </ns6:blipFill>
-                  <ns6:spPr>
-                    <ns5:xfrm>
-                      <ns5:off x="0" y="0"/>
-                      <ns5:ext cx="3373120" cy="2032000"/>
-                    </ns5:xfrm>
-                    <ns5:prstGeom prst="rect">
-                      <ns5:avLst/>
-                    </ns5:prstGeom>
-                    <ns5:ln/>
-                  </ns6:spPr>
-                </ns6:pic>
-              </ns5:graphicData>
-            </ns5:graphic>
-          </ns3:anchor>
+          <wp:anchor distT="0" distB="0" distL="114300" distR="114300" simplePos="0" relativeHeight="251658240" behindDoc="0" locked="0" layoutInCell="1" hidden="0" allowOverlap="1" wp14:anchorId="6DA82D87" wp14:editId="67E776CC">
+            <wp:simplePos x="0" y="0"/>
+            <wp:positionH relativeFrom="column">
+              <wp:posOffset>590550</wp:posOffset>
+            </wp:positionH>
+            <wp:positionV relativeFrom="paragraph">
+              <wp:posOffset>0</wp:posOffset>
+            </wp:positionV>
+            <wp:extent cx="3373120" cy="2032000"/>
+            <wp:effectExtent l="0" t="0" r="0" b="0"/>
+            <wp:wrapSquare wrapText="bothSides" distT="0" distB="0" distL="114300" distR="114300"/>
+            <wp:docPr id="1001" name="image5.jpg" descr="A logo with green leaves  AI-generated content may be incorrect."/>
+            <wp:cNvGraphicFramePr/>
+            <a:graphic xmlns:a="http://schemas.openxmlformats.org/drawingml/2006/main">
+              <a:graphicData uri="http://schemas.openxmlformats.org/drawingml/2006/picture">
+                <pic:pic xmlns:pic="http://schemas.openxmlformats.org/drawingml/2006/picture">
+                  <pic:nvPicPr>
+                    <pic:cNvPr id="0" name="image5.jpg" descr="A logo with green leaves  AI-generated content may be incorrect."/>
+                    <pic:cNvPicPr preferRelativeResize="0"/>
+                  </pic:nvPicPr>
+                  <pic:blipFill>
+                    <a:blip r:embed="rId9"/>
+                    <a:srcRect/>
+                    <a:stretch>
+                      <a:fillRect/>
+                    </a:stretch>
+                  </pic:blipFill>
+                  <pic:spPr>
+                    <a:xfrm>
+                      <a:off x="0" y="0"/>
+                      <a:ext cx="3373120" cy="2032000"/>
+                    </a:xfrm>
+                    <a:prstGeom prst="rect">
+                      <a:avLst/>
+                    </a:prstGeom>
+                    <a:ln/>
+                  </pic:spPr>
+                </pic:pic>
+              </a:graphicData>
+            </a:graphic>
+          </wp:anchor>
         </w:drawing>
       </w:r>
     </w:p>
-    <w:p ns2:paraId="63AD88AE" ns2:textId="77777777"/>
-    <w:p ns2:paraId="13617619" ns2:textId="77777777"/>
-    <w:p ns2:paraId="1CFC4C5D" ns2:textId="77777777">
+    <w:p/>
+    <w:p/>
+    <w:p>
       <w:r>
         <w:rPr>
           <w:noProof/>
         </w:rPr>
         <w:drawing>
-          <ns3:anchor distT="0" distB="0" distL="114300" distR="114300" simplePos="0" relativeHeight="251659264" behindDoc="0" locked="0" layoutInCell="1" hidden="0" allowOverlap="1" ns4:anchorId="35C55989" ns4:editId="6F08A60C">
-            <ns3:simplePos x="0" y="0"/>
-            <ns3:positionH relativeFrom="column">
-              <ns3:posOffset>2634615</ns3:posOffset>
-            </ns3:positionH>
-            <ns3:positionV relativeFrom="paragraph">
-              <ns3:posOffset>130810</ns3:posOffset>
-            </ns3:positionV>
-            <ns3:extent cx="2266950" cy="1295400"/>
-            <ns3:effectExtent l="0" t="0" r="0" b="0"/>
-            <ns3:wrapNone/>
-            <ns3:docPr id="1002" name="image1.png" descr="A black background with white text and brown lines  AI-generated content may be incorrect."/>
-            <ns3:cNvGraphicFramePr/>
-            <ns5:graphic>
-              <ns5:graphicData uri="http://schemas.openxmlformats.org/drawingml/2006/picture">
-                <ns6:pic>
-                  <ns6:nvPicPr>
-                    <ns6:cNvPr id="0" name="image1.png" descr="A black background with white text and brown lines  AI-generated content may be incorrect."/>
-                    <ns6:cNvPicPr preferRelativeResize="0"/>
-                  </ns6:nvPicPr>
-                  <ns6:blipFill>
-                    <ns5:blip ns7:embed="rId10"/>
-                    <ns5:srcRect/>
-                    <ns5:stretch>
-                      <ns5:fillRect/>
-                    </ns5:stretch>
-                  </ns6:blipFill>
-                  <ns6:spPr>
-                    <ns5:xfrm>
-                      <ns5:off x="0" y="0"/>
-                      <ns5:ext cx="2266950" cy="1295400"/>
-                    </ns5:xfrm>
-                    <ns5:prstGeom prst="rect">
-                      <ns5:avLst/>
-                    </ns5:prstGeom>
-                    <ns5:ln/>
-                  </ns6:spPr>
-                </ns6:pic>
-              </ns5:graphicData>
-            </ns5:graphic>
-          </ns3:anchor>
+          <wp:anchor distT="0" distB="0" distL="114300" distR="114300" simplePos="0" relativeHeight="251659264" behindDoc="0" locked="0" layoutInCell="1" hidden="0" allowOverlap="1" wp14:anchorId="35C55989" wp14:editId="6F08A60C">
+            <wp:simplePos x="0" y="0"/>
+            <wp:positionH relativeFrom="column">
+              <wp:posOffset>2634615</wp:posOffset>
+            </wp:positionH>
+            <wp:positionV relativeFrom="paragraph">
+              <wp:posOffset>130810</wp:posOffset>
+            </wp:positionV>
+            <wp:extent cx="2266950" cy="1295400"/>
+            <wp:effectExtent l="0" t="0" r="0" b="0"/>
+            <wp:wrapNone/>
+            <wp:docPr id="1002" name="image1.png" descr="A black background with white text and brown lines  AI-generated content may be incorrect."/>
+            <wp:cNvGraphicFramePr/>
+            <a:graphic xmlns:a="http://schemas.openxmlformats.org/drawingml/2006/main">
+              <a:graphicData uri="http://schemas.openxmlformats.org/drawingml/2006/picture">
+                <pic:pic xmlns:pic="http://schemas.openxmlformats.org/drawingml/2006/picture">
+                  <pic:nvPicPr>
+                    <pic:cNvPr id="0" name="image1.png" descr="A black background with white text and brown lines  AI-generated content may be incorrect."/>
+                    <pic:cNvPicPr preferRelativeResize="0"/>
+                  </pic:nvPicPr>
+                  <pic:blipFill>
+                    <a:blip r:embed="rId10"/>
+                    <a:srcRect/>
+                    <a:stretch>
+                      <a:fillRect/>
+                    </a:stretch>
+                  </pic:blipFill>
+                  <pic:spPr>
+                    <a:xfrm>
+                      <a:off x="0" y="0"/>
+                      <a:ext cx="2266950" cy="1295400"/>
+                    </a:xfrm>
+                    <a:prstGeom prst="rect">
+                      <a:avLst/>
+                    </a:prstGeom>
+                    <a:ln/>
+                  </pic:spPr>
+                </pic:pic>
+              </a:graphicData>
+            </a:graphic>
+          </wp:anchor>
         </w:drawing>
       </w:r>
     </w:p>
-    <w:p ns2:paraId="160A56DE" ns2:textId="77777777"/>
-    <w:p ns2:paraId="25B33647" ns2:textId="77777777"/>
-    <w:p ns2:paraId="6735FB09" ns2:textId="77777777"/>
-    <w:p ns2:paraId="1CEC7FC8" ns2:textId="77777777"/>
-    <w:p ns2:paraId="37EEEAA2" ns2:textId="77777777">
+    <w:p/>
+    <w:p/>
+    <w:p/>
+    <w:p/>
+    <w:p>
       <w:pPr>
         <w:jc w:val="right"/>
       </w:pPr>
     </w:p>
-    <w:p ns2:paraId="63AC0D8F" ns2:textId="77777777"/>
-    <w:p ns2:paraId="5A911671" ns2:textId="77777777"/>
-    <w:p ns2:paraId="0B16D1AF" ns2:textId="77777777">
+    <w:p/>
+    <w:p/>
+    <w:p>
       <w:pPr>
         <w:rPr>
           <w:rFonts w:ascii="Liberation Sans Regular" w:eastAsia="Liberation Sans Regular" w:hAnsi="Liberation Sans Regular" w:cs="Liberation Sans Regular"/>
@@ -138,7 +138,7 @@
         </w:rPr>
       </w:pPr>
     </w:p>
-    <w:p ns2:paraId="0576D7E2" ns2:textId="77777777">
+    <w:p>
       <w:pPr>
         <w:ind w:left="993"/>
         <w:rPr>
@@ -158,7 +158,7 @@
         <w:t>Ficha funcional del modelo</w:t>
       </w:r>
     </w:p>
-    <w:p ns2:paraId="3B449A25" ns2:textId="77777777">
+    <w:p>
       <w:pPr>
         <w:ind w:left="993"/>
         <w:rPr>
@@ -175,10 +175,10 @@
           <w:sz w:val="60"/>
           <w:szCs w:val="60"/>
         </w:rPr>
-        <w:t xml:space="preserve">a48 · dnsl-fallas-maquinaria-pasteurizado-xai</w:t>
+        <w:t>a48 · dnsl-fallas-maquinaria-pasteurizado-xai</w:t>
       </w:r>
     </w:p>
-    <w:p ns2:paraId="51DA5B40" ns2:textId="77777777">
+    <w:p>
       <w:pPr>
         <w:shd w:val="clear" w:color="auto" w:fill="E3EFDD"/>
         <w:ind w:left="993" w:right="2267" w:firstLine="140"/>
@@ -196,10 +196,10 @@
           <w:sz w:val="44"/>
           <w:szCs w:val="44"/>
         </w:rPr>
-        <w:t xml:space="preserve">Descripción de negocio para usuarios de la plataforma DatagIA</w:t>
+        <w:t>Descripción de negocio para usuarios de la plataforma DatagIA</w:t>
       </w:r>
     </w:p>
-    <w:p ns2:paraId="40EB8FF9" ns2:textId="77777777">
+    <w:p>
       <w:pPr>
         <w:ind w:left="993"/>
         <w:rPr>
@@ -216,185 +216,75 @@
           <w:sz w:val="32"/>
           <w:szCs w:val="32"/>
         </w:rPr>
-        <w:t xml:space="preserve">Octubre 2026</w:t>
+        <w:t>Octubre 2026</w:t>
       </w:r>
     </w:p>
-    <w:p ns2:paraId="27FF289D" ns2:textId="77777777">
+    <w:p>
       <w:r>
         <w:rPr>
           <w:noProof/>
         </w:rPr>
         <w:drawing>
-          <ns3:anchor distT="0" distB="0" distL="0" distR="0" simplePos="0" relativeHeight="251660288" behindDoc="1" locked="0" layoutInCell="1" hidden="0" allowOverlap="1" ns4:anchorId="39D70CED" ns4:editId="0A17AF9A">
-            <ns3:simplePos x="0" y="0"/>
-            <ns3:positionH relativeFrom="margin">
-              <ns3:align>center</ns3:align>
-            </ns3:positionH>
-            <ns3:positionV relativeFrom="margin">
-              <ns3:align>center</ns3:align>
-            </ns3:positionV>
-            <ns3:extent cx="5397500" cy="5280025"/>
-            <ns3:effectExtent l="0" t="0" r="0" b="0"/>
-            <ns3:wrapNone/>
-            <ns3:docPr id="1003" name="image2.png"/>
-            <ns3:cNvGraphicFramePr/>
-            <ns5:graphic>
-              <ns5:graphicData uri="http://schemas.openxmlformats.org/drawingml/2006/picture">
-                <ns6:pic>
-                  <ns6:nvPicPr>
-                    <ns6:cNvPr id="0" name="image2.png"/>
-                    <ns6:cNvPicPr preferRelativeResize="0"/>
-                  </ns6:nvPicPr>
-                  <ns6:blipFill>
-                    <ns5:blip ns7:embed="rId11"/>
-                    <ns5:srcRect/>
-                    <ns5:stretch>
-                      <ns5:fillRect/>
-                    </ns5:stretch>
-                  </ns6:blipFill>
-                  <ns6:spPr>
-                    <ns5:xfrm>
-                      <ns5:off x="0" y="0"/>
-                      <ns5:ext cx="5397500" cy="5280025"/>
-                    </ns5:xfrm>
-                    <ns5:prstGeom prst="rect">
-                      <ns5:avLst/>
-                    </ns5:prstGeom>
-                    <ns5:ln/>
-                  </ns6:spPr>
-                </ns6:pic>
-              </ns5:graphicData>
-            </ns5:graphic>
-          </ns3:anchor>
+          <wp:anchor distT="0" distB="0" distL="0" distR="0" simplePos="0" relativeHeight="251660288" behindDoc="1" locked="0" layoutInCell="1" hidden="0" allowOverlap="1" wp14:anchorId="39D70CED" wp14:editId="0A17AF9A">
+            <wp:simplePos x="0" y="0"/>
+            <wp:positionH relativeFrom="margin">
+              <wp:align>center</wp:align>
+            </wp:positionH>
+            <wp:positionV relativeFrom="margin">
+              <wp:align>center</wp:align>
+            </wp:positionV>
+            <wp:extent cx="5397500" cy="5280025"/>
+            <wp:effectExtent l="0" t="0" r="0" b="0"/>
+            <wp:wrapNone/>
+            <wp:docPr id="1003" name="image2.png"/>
+            <wp:cNvGraphicFramePr/>
+            <a:graphic xmlns:a="http://schemas.openxmlformats.org/drawingml/2006/main">
+              <a:graphicData uri="http://schemas.openxmlformats.org/drawingml/2006/picture">
+                <pic:pic xmlns:pic="http://schemas.openxmlformats.org/drawingml/2006/picture">
+                  <pic:nvPicPr>
+                    <pic:cNvPr id="0" name="image2.png"/>
+                    <pic:cNvPicPr preferRelativeResize="0"/>
+                  </pic:nvPicPr>
+                  <pic:blipFill>
+                    <a:blip r:embed="rId11"/>
+                    <a:srcRect/>
+                    <a:stretch>
+                      <a:fillRect/>
+                    </a:stretch>
+                  </pic:blipFill>
+                  <pic:spPr>
+                    <a:xfrm>
+                      <a:off x="0" y="0"/>
+                      <a:ext cx="5397500" cy="5280025"/>
+                    </a:xfrm>
+                    <a:prstGeom prst="rect">
+                      <a:avLst/>
+                    </a:prstGeom>
+                    <a:ln/>
+                  </pic:spPr>
+                </pic:pic>
+              </a:graphicData>
+            </a:graphic>
+          </wp:anchor>
         </w:drawing>
       </w:r>
       <w:r>
         <w:br w:type="page"/>
       </w:r>
     </w:p>
-    <w:p ns2:paraId="02C5CAC2" ns2:textId="77777777"/>
-    <w:p ns2:paraId="7933C1B1" ns2:textId="77777777"/>
-    <w:p ns2:paraId="61C7AC21" ns2:textId="77777777">
+    <w:p>
       <w:pPr>
-        <w:rPr>
-          <w:rFonts w:ascii="Liberalisation sans narrow" w:eastAsia="Liberalisation sans narrow" w:hAnsi="Liberalisation sans narrow" w:cs="Liberalisation sans narrow"/>
-          <w:b/>
-          <w:bCs/>
-        </w:rPr>
-      </w:pPr>
-    </w:p>
-    <w:p ns2:paraId="442353E4" ns2:textId="77777777">
-      <w:pPr>
-        <w:keepLines/>
-        <w:spacing w:before="120" w:after="120" w:line="276" w:lineRule="auto"/>
-        <w:jc w:val="both"/>
-        <w:rPr>
-          <w:rFonts w:ascii="Liberalisation sans narrow" w:eastAsia="Liberalisation sans narrow" w:hAnsi="Liberalisation sans narrow" w:cs="Liberalisation sans narrow"/>
-        </w:rPr>
-      </w:pPr>
-      <w:r>
-        <w:br w:type="page"/>
-      </w:r>
-    </w:p>
-    <w:p ns2:paraId="1A562CDE" ns2:textId="77777777">
-      <w:pPr>
-        <w:keepLines/>
-        <w:spacing w:before="120" w:after="120" w:line="276" w:lineRule="auto"/>
-        <w:jc w:val="both"/>
-        <w:rPr>
-          <w:rFonts w:ascii="Liberalisation sans narrow" w:eastAsia="Liberalisation sans narrow" w:hAnsi="Liberalisation sans narrow" w:cs="Liberalisation sans narrow"/>
-        </w:rPr>
-      </w:pPr>
-    </w:p>
-    <w:p ns2:paraId="77040EB8" ns2:textId="77777777">
-      <w:pPr>
-        <w:keepLines/>
-        <w:spacing w:before="120" w:after="120" w:line="276" w:lineRule="auto"/>
-        <w:jc w:val="both"/>
-        <w:rPr>
-          <w:rFonts w:ascii="Liberalisation sans narrow" w:eastAsia="Liberalisation sans narrow" w:hAnsi="Liberalisation sans narrow" w:cs="Liberalisation sans narrow"/>
-        </w:rPr>
-      </w:pPr>
-    </w:p>
-    <w:p ns2:paraId="586DF882" ns2:textId="2ED357CA">
-      <w:pPr>
-        <w:pBdr>
-          <w:top w:val="nil"/>
-          <w:left w:val="nil"/>
-          <w:bottom w:val="nil"/>
-          <w:right w:val="nil"/>
-          <w:between w:val="nil"/>
-        </w:pBdr>
-        <w:tabs>
-          <w:tab w:val="left" w:pos="960"/>
-          <w:tab w:val="right" w:pos="8494"/>
-        </w:tabs>
-        <w:spacing w:after="100"/>
-        <w:ind w:left="220"/>
-        <w:rPr>
-          <w:color w:val="000000"/>
-          <w:sz w:val="24"/>
-          <w:szCs w:val="24"/>
-        </w:rPr>
-      </w:pPr>
-    </w:p>
-    <w:p ns2:paraId="0DE37DC7" ns2:textId="77777777">
-      <w:pPr>
-        <w:rPr>
-          <w:rFonts w:ascii="Liberalisation sans narrow" w:eastAsia="Liberalisation sans narrow" w:hAnsi="Liberalisation sans narrow" w:cs="Liberalisation sans narrow"/>
-          <w:color w:val="203441"/>
-        </w:rPr>
-      </w:pPr>
-      <w:r>
-        <w:br w:type="page"/>
-      </w:r>
-    </w:p>
-    <w:p ns2:paraId="6B5CFA01" ns2:textId="77777777">
-      <w:pPr>
-        <w:pStyle w:val="Ttulo1"/>
+        <w:pStyle w:val="Heading1"/>
+        <w:jc w:val="left"/>
       </w:pPr>
       <w:bookmarkStart w:id="0" w:name="_heading=h.33jjin156j5n" w:colFirst="0" w:colLast="0"/>
+      <w:bookmarkStart w:id="1" w:name="_Toc233976909"/>
       <w:bookmarkEnd w:id="0"/>
-    </w:p>
-    <w:p ns2:paraId="59508226" ns2:textId="44329DDB">
-      <w:pPr>
-        <w:rPr>
-          <w:rFonts w:ascii="Liberation sans narrow" w:eastAsia="Liberation sans narrow" w:hAnsi="Liberation sans narrow" w:cs="Liberation sans narrow"/>
-        </w:rPr>
-      </w:pPr>
-      <w:r>
-        <w:rPr>
-          <w:rFonts w:ascii="Liberation sans narrow" w:eastAsia="Liberation sans narrow" w:hAnsi="Liberation sans narrow" w:cs="Liberation sans narrow"/>
-          <w:color w:val="739A8A" w:themeColor="text1"/>
-          <w:szCs w:val="24"/>
-          <w:lang w:val="en-US"/>
-        </w:rPr>
-        <w:fldChar w:fldCharType="end"/>
-      </w:r>
-    </w:p>
-    <w:p ns2:paraId="546A9A3A" ns2:textId="7EA5DBCB"/>
-    <w:p ns2:paraId="0EBFC326" ns2:textId="77777777">
-      <w:pPr>
-        <w:rPr>
-          <w:rFonts w:ascii="Liberation sans narrow" w:eastAsia="Liberation sans narrow" w:hAnsi="Liberation sans narrow" w:cs="Liberation sans narrow"/>
-          <w:color w:val="203441"/>
-        </w:rPr>
-      </w:pPr>
-      <w:r>
-        <w:br w:type="page"/>
-      </w:r>
-    </w:p>
-    <w:p ns2:paraId="5C32CB1B" ns2:textId="0F8D2751">
-      <w:pPr>
-        <w:pStyle w:val="Ttulo1"/>
-        <w:jc w:val="left"/>
-      </w:pPr>
-      <w:bookmarkStart w:id="5" w:name="_Toc233976909"/>
       <w:r>
         <w:lastRenderedPageBreak/>
         <w:t>1. Qué hace el modelo</w:t>
       </w:r>
-      <w:bookmarkEnd w:id="5"/>
+      <w:bookmarkEnd w:id="1"/>
       <w:r>
         <w:br/>
       </w:r>
@@ -418,7 +308,7 @@
         <w:gridCol w:w="2800"/>
         <w:gridCol w:w="6560"/>
       </w:tblGrid>
-      <w:tr ns2:paraId="60A61DA1" ns2:textId="77777777">
+      <w:tr>
         <w:tc>
           <w:tcPr>
             <w:tcW w:w="2800" w:type="dxa"/>
@@ -436,7 +326,7 @@
               <w:right w:w="120" w:type="dxa"/>
             </w:tcMar>
           </w:tcPr>
-          <w:p ns2:paraId="23A6BFC6" ns2:textId="77777777">
+          <w:p>
             <w:r>
               <w:rPr>
                 <w:b/>
@@ -466,14 +356,14 @@
               <w:right w:w="120" w:type="dxa"/>
             </w:tcMar>
           </w:tcPr>
-          <w:p ns2:paraId="4F17D729" ns2:textId="77777777">
-            <w:r>
-              <w:t xml:space="preserve">Modelo que sirve modelo-47 (detección de fallos en pasteurización con XAI integrada): red convolucional 1D multitarea con pérdida físico-informada (DNSL) que diagnostica el estado de cuatro componentes de un pasteurizador (enfriador, válvula, bomba y acumulador) a partir de un ciclo de 60 s de siete sensores a 10 Hz, y añade explicabilidad integrada: ventanas temporales críticas (Grad-CAM), importancia por sensor (SHAP opcional), riesgo por componente y acciones de mantenimiento priorizadas.</w:t>
+          <w:p>
+            <w:r>
+              <w:t>Modelo que sirve modelo-47 (detección de fallos en pasteurización con XAI integrada): red convolucional 1D multitarea con pérdida físico-informada (DNSL) que diagnostica el estado de cuatro componentes de un pasteurizador (enfriador, válvula, bomba y acumulador) a partir de un ciclo de 60 s de siete sensores a 10 Hz, y añade explicabilidad integrada: ventanas temporales críticas (Grad-CAM), importancia por sensor (SHAP opcional), riesgo por componente y acciones de mantenimiento priorizadas.</w:t>
             </w:r>
           </w:p>
         </w:tc>
       </w:tr>
-      <w:tr ns2:paraId="2EFAE6D1" ns2:textId="77777777">
+      <w:tr>
         <w:tc>
           <w:tcPr>
             <w:tcW w:w="2800" w:type="dxa"/>
@@ -491,7 +381,7 @@
               <w:right w:w="120" w:type="dxa"/>
             </w:tcMar>
           </w:tcPr>
-          <w:p ns2:paraId="5FCB8C3E" ns2:textId="77777777">
+          <w:p>
             <w:r>
               <w:rPr>
                 <w:b/>
@@ -521,14 +411,14 @@
               <w:right w:w="120" w:type="dxa"/>
             </w:tcMar>
           </w:tcPr>
-          <w:p ns2:paraId="1ED00FCD" ns2:textId="77777777">
-            <w:r>
-              <w:t xml:space="preserve">Dotar al diagnóstico de fallos de maquinaria de pasteurizado (Entregable 47) de explicabilidad, diagnóstico causal aproximado y recomendación prescriptiva, de modo que el técnico de planta sepa no solo qué componente degrada, sino cuándo se manifiesta dentro del ciclo, qué sensor domina la decisión y qué acción priorizar.</w:t>
+          <w:p>
+            <w:r>
+              <w:t>Dotar al diagnóstico de fallos de maquinaria de pasteurizado (Entregable 47) de explicabilidad, diagnóstico causal aproximado y recomendación prescriptiva, de modo que el técnico de planta sepa no solo qué componente degrada, sino cuándo se manifiesta dentro del ciclo, qué sensor domina la decisión y qué acción priorizar.</w:t>
             </w:r>
           </w:p>
         </w:tc>
       </w:tr>
-      <w:tr ns2:paraId="3FD753A3" ns2:textId="77777777">
+      <w:tr>
         <w:tc>
           <w:tcPr>
             <w:tcW w:w="2800" w:type="dxa"/>
@@ -546,7 +436,7 @@
               <w:right w:w="120" w:type="dxa"/>
             </w:tcMar>
           </w:tcPr>
-          <w:p ns2:paraId="6A75B45E" ns2:textId="77777777">
+          <w:p>
             <w:r>
               <w:rPr>
                 <w:b/>
@@ -576,21 +466,21 @@
               <w:right w:w="120" w:type="dxa"/>
             </w:tcMar>
           </w:tcPr>
-          <w:p ns2:paraId="40956F30" ns2:textId="77777777">
-            <w:r>
-              <w:t xml:space="preserve">Modo inline: se envía un ciclo de 60 s (siete sensores a 10 Hz) y se obtiene el estado de los cuatro componentes con su confianza y su xai_result (estado del sistema, componentes alterados, variables clave y acciones, con la ventana crítica y el riesgo por componente); SHAP es opcional. Modo batch: se envía un CSV con varios ciclos (Cycle_ID) y cada fila devuelve su predicción y su propio xai_result o xai_error.</w:t>
+          <w:p>
+            <w:r>
+              <w:t>Modo inline: se envía un ciclo de 60 s (siete sensores a 10 Hz) y se obtiene el estado de los cuatro componentes con su confianza y su xai_result (estado del sistema, componentes alterados, variables clave y acciones, con la ventana crítica y el riesgo por componente); SHAP es opcional. Modo batch: se envía un CSV con varios ciclos (Cycle_ID) y cada fila devuelve su predicción y su propio xai_result o xai_error.</w:t>
             </w:r>
           </w:p>
         </w:tc>
       </w:tr>
     </w:tbl>
-    <w:p ns2:paraId="42B06DD4" ns2:textId="5A91ADB2">
+    <w:p>
       <w:pPr>
-        <w:pStyle w:val="Descripcin"/>
+        <w:pStyle w:val="Caption"/>
         <w:jc w:val="center"/>
       </w:pPr>
-      <w:bookmarkStart w:id="6" w:name="_Toc233977245"/>
-      <w:bookmarkStart w:id="7" w:name="_Toc233977283"/>
+      <w:bookmarkStart w:id="2" w:name="_Toc233977245"/>
+      <w:bookmarkStart w:id="3" w:name="_Toc233977283"/>
       <w:r>
         <w:t xml:space="preserve">Tabla </w:t>
       </w:r>
@@ -605,38 +495,38 @@
       <w:r>
         <w:t xml:space="preserve"> Descripción general del modelo</w:t>
       </w:r>
-      <w:bookmarkEnd w:id="6"/>
-      <w:bookmarkEnd w:id="7"/>
+      <w:bookmarkEnd w:id="2"/>
+      <w:bookmarkEnd w:id="3"/>
     </w:p>
-    <w:p ns2:paraId="05724126" ns2:textId="77777777">
+    <w:p>
       <w:pPr>
         <w:jc w:val="both"/>
       </w:pPr>
       <w:r>
-        <w:t xml:space="preserve">No te dice cuánto tiempo falta exactamente para que falle un componente ni sustituye la inspección del técnico: te indica el estado actual de cada componente, en qué momento del ciclo aparece la anomalía y qué actuación se recomienda.</w:t>
+        <w:t>No te dice cuánto tiempo falta exactamente para que falle un componente ni sustituye la inspección del técnico: te indica el estado actual de cada componente, en qué momento del ciclo aparece la anomalía y qué actuación se recomienda.</w:t>
       </w:r>
     </w:p>
-    <w:p ns2:paraId="0B3A0E33" ns2:textId="77777777"/>
-    <w:p ns2:paraId="4D3F6144" ns2:textId="77777777">
+    <w:p/>
+    <w:p>
       <w:pPr>
-        <w:pStyle w:val="Ttulo1"/>
+        <w:pStyle w:val="Heading1"/>
         <w:jc w:val="left"/>
       </w:pPr>
-      <w:bookmarkStart w:id="8" w:name="_Toc233976910"/>
+      <w:bookmarkStart w:id="4" w:name="_Toc233976910"/>
       <w:r>
         <w:t>2. Qué necesito darle (entradas)</w:t>
       </w:r>
-      <w:bookmarkEnd w:id="8"/>
+      <w:bookmarkEnd w:id="4"/>
     </w:p>
-    <w:p ns2:paraId="5D23DC51" ns2:textId="43C7F867">
+    <w:p>
       <w:pPr>
         <w:jc w:val="both"/>
       </w:pPr>
       <w:r>
-        <w:t xml:space="preserve">Los datos son las lecturas de siete sensores del pasteurizador durante un ciclo completo de 60 segundos (diez lecturas por segundo), que llegan del sistema de planta o de un archivo CSV con varios ciclos.</w:t>
+        <w:t>Los datos son las lecturas de siete sensores del pasteurizador durante un ciclo completo de 60 segundos (diez lecturas por segundo), que llegan del sistema de planta o de un archivo CSV con varios ciclos.</w:t>
       </w:r>
     </w:p>
-    <w:p ns2:paraId="6D2C7225" ns2:textId="77777777"/>
+    <w:p/>
     <w:tbl>
       <w:tblPr>
         <w:tblStyle w:val="a0"/>
@@ -656,7 +546,7 @@
         <w:gridCol w:w="3884"/>
         <w:gridCol w:w="5476"/>
       </w:tblGrid>
-      <w:tr ns2:paraId="6C80E726" ns2:textId="77777777">
+      <w:tr>
         <w:trPr>
           <w:tblHeader/>
         </w:trPr>
@@ -677,7 +567,7 @@
               <w:right w:w="120" w:type="dxa"/>
             </w:tcMar>
           </w:tcPr>
-          <w:p ns2:paraId="13834406" ns2:textId="77777777">
+          <w:p>
             <w:r>
               <w:rPr>
                 <w:b/>
@@ -686,6 +576,7 @@
                 <w:sz w:val="20"/>
                 <w:szCs w:val="20"/>
               </w:rPr>
+              <w:lastRenderedPageBreak/>
               <w:t>Nombre del campo</w:t>
             </w:r>
           </w:p>
@@ -707,7 +598,7 @@
               <w:right w:w="120" w:type="dxa"/>
             </w:tcMar>
           </w:tcPr>
-          <w:p ns2:paraId="2DD5573F" ns2:textId="77777777">
+          <w:p>
             <w:r>
               <w:rPr>
                 <w:b/>
@@ -721,7 +612,7 @@
           </w:p>
         </w:tc>
       </w:tr>
-      <w:tr ns2:paraId="39E09196" ns2:textId="77777777">
+      <w:tr>
         <w:tc>
           <w:tcPr>
             <w:tcW w:w="2167" w:type="dxa"/>
@@ -739,9 +630,9 @@
               <w:right w:w="120" w:type="dxa"/>
             </w:tcMar>
           </w:tcPr>
-          <w:p ns2:paraId="02741774" ns2:textId="77777777">
-            <w:r>
-              <w:t xml:space="preserve">PS1</w:t>
+          <w:p>
+            <w:r>
+              <w:t>PS1</w:t>
             </w:r>
           </w:p>
         </w:tc>
@@ -762,14 +653,14 @@
               <w:right w:w="120" w:type="dxa"/>
             </w:tcMar>
           </w:tcPr>
-          <w:p ns2:paraId="3AB481B3" ns2:textId="77777777">
-            <w:r>
-              <w:t xml:space="preserve">Presión de entrada del circuito (bar). Serie de un ciclo de 60 s a 10 Hz (600 pasos; se rellena con ceros o se trunca a 600)</w:t>
+          <w:p>
+            <w:r>
+              <w:t>Presión de entrada del circuito (bar). Serie de un ciclo de 60 s a 10 Hz (600 pasos; se rellena con ceros o se trunca a 600)</w:t>
             </w:r>
           </w:p>
         </w:tc>
       </w:tr>
-      <w:tr ns2:paraId="39E09196" ns2:textId="77777777">
+      <w:tr>
         <w:tc>
           <w:tcPr>
             <w:tcW w:w="2167" w:type="dxa"/>
@@ -787,9 +678,9 @@
               <w:right w:w="120" w:type="dxa"/>
             </w:tcMar>
           </w:tcPr>
-          <w:p ns2:paraId="02741774" ns2:textId="77777777">
-            <w:r>
-              <w:t xml:space="preserve">PS3</w:t>
+          <w:p>
+            <w:r>
+              <w:t>PS3</w:t>
             </w:r>
           </w:p>
         </w:tc>
@@ -810,14 +701,14 @@
               <w:right w:w="120" w:type="dxa"/>
             </w:tcMar>
           </w:tcPr>
-          <w:p ns2:paraId="3AB481B3" ns2:textId="77777777">
-            <w:r>
-              <w:t xml:space="preserve">Presión de salida / retorno (bar). Serie de un ciclo de 60 s a 10 Hz (600 pasos; se rellena con ceros o se trunca a 600)</w:t>
+          <w:p>
+            <w:r>
+              <w:t>Presión de salida / retorno (bar). Serie de un ciclo de 60 s a 10 Hz (600 pasos; se rellena con ceros o se trunca a 600)</w:t>
             </w:r>
           </w:p>
         </w:tc>
       </w:tr>
-      <w:tr ns2:paraId="39E09196" ns2:textId="77777777">
+      <w:tr>
         <w:tc>
           <w:tcPr>
             <w:tcW w:w="2167" w:type="dxa"/>
@@ -835,9 +726,9 @@
               <w:right w:w="120" w:type="dxa"/>
             </w:tcMar>
           </w:tcPr>
-          <w:p ns2:paraId="02741774" ns2:textId="77777777">
-            <w:r>
-              <w:t xml:space="preserve">EPS1</w:t>
+          <w:p>
+            <w:r>
+              <w:t>EPS1</w:t>
             </w:r>
           </w:p>
         </w:tc>
@@ -858,14 +749,14 @@
               <w:right w:w="120" w:type="dxa"/>
             </w:tcMar>
           </w:tcPr>
-          <w:p ns2:paraId="3AB481B3" ns2:textId="77777777">
-            <w:r>
-              <w:t xml:space="preserve">Potencia activa del motor (W). Serie de un ciclo de 60 s a 10 Hz (600 pasos; se rellena con ceros o se trunca a 600)</w:t>
+          <w:p>
+            <w:r>
+              <w:t>Potencia activa del motor (W). Serie de un ciclo de 60 s a 10 Hz (600 pasos; se rellena con ceros o se trunca a 600)</w:t>
             </w:r>
           </w:p>
         </w:tc>
       </w:tr>
-      <w:tr ns2:paraId="39E09196" ns2:textId="77777777">
+      <w:tr>
         <w:tc>
           <w:tcPr>
             <w:tcW w:w="2167" w:type="dxa"/>
@@ -883,9 +774,9 @@
               <w:right w:w="120" w:type="dxa"/>
             </w:tcMar>
           </w:tcPr>
-          <w:p ns2:paraId="02741774" ns2:textId="77777777">
-            <w:r>
-              <w:t xml:space="preserve">FS1</w:t>
+          <w:p>
+            <w:r>
+              <w:t>FS1</w:t>
             </w:r>
           </w:p>
         </w:tc>
@@ -906,14 +797,14 @@
               <w:right w:w="120" w:type="dxa"/>
             </w:tcMar>
           </w:tcPr>
-          <w:p ns2:paraId="3AB481B3" ns2:textId="77777777">
-            <w:r>
-              <w:t xml:space="preserve">Caudal volumétrico (L/min). Serie de un ciclo de 60 s a 10 Hz (600 pasos; se rellena con ceros o se trunca a 600)</w:t>
+          <w:p>
+            <w:r>
+              <w:t>Caudal volumétrico (L/min). Serie de un ciclo de 60 s a 10 Hz (600 pasos; se rellena con ceros o se trunca a 600)</w:t>
             </w:r>
           </w:p>
         </w:tc>
       </w:tr>
-      <w:tr ns2:paraId="39E09196" ns2:textId="77777777">
+      <w:tr>
         <w:tc>
           <w:tcPr>
             <w:tcW w:w="2167" w:type="dxa"/>
@@ -931,9 +822,9 @@
               <w:right w:w="120" w:type="dxa"/>
             </w:tcMar>
           </w:tcPr>
-          <w:p ns2:paraId="02741774" ns2:textId="77777777">
-            <w:r>
-              <w:t xml:space="preserve">TS1</w:t>
+          <w:p>
+            <w:r>
+              <w:t>TS1</w:t>
             </w:r>
           </w:p>
         </w:tc>
@@ -954,14 +845,14 @@
               <w:right w:w="120" w:type="dxa"/>
             </w:tcMar>
           </w:tcPr>
-          <w:p ns2:paraId="3AB481B3" ns2:textId="77777777">
-            <w:r>
-              <w:t xml:space="preserve">Temperatura de entrada (°C). Serie de un ciclo de 60 s a 10 Hz (600 pasos; se rellena con ceros o se trunca a 600)</w:t>
+          <w:p>
+            <w:r>
+              <w:t>Temperatura de entrada (°C). Serie de un ciclo de 60 s a 10 Hz (600 pasos; se rellena con ceros o se trunca a 600)</w:t>
             </w:r>
           </w:p>
         </w:tc>
       </w:tr>
-      <w:tr ns2:paraId="39E09196" ns2:textId="77777777">
+      <w:tr>
         <w:tc>
           <w:tcPr>
             <w:tcW w:w="2167" w:type="dxa"/>
@@ -979,9 +870,9 @@
               <w:right w:w="120" w:type="dxa"/>
             </w:tcMar>
           </w:tcPr>
-          <w:p ns2:paraId="02741774" ns2:textId="77777777">
-            <w:r>
-              <w:t xml:space="preserve">TS2</w:t>
+          <w:p>
+            <w:r>
+              <w:t>TS2</w:t>
             </w:r>
           </w:p>
         </w:tc>
@@ -1002,14 +893,14 @@
               <w:right w:w="120" w:type="dxa"/>
             </w:tcMar>
           </w:tcPr>
-          <w:p ns2:paraId="3AB481B3" ns2:textId="77777777">
-            <w:r>
-              <w:t xml:space="preserve">Temperatura de salida (°C). Serie de un ciclo de 60 s a 10 Hz (600 pasos; se rellena con ceros o se trunca a 600)</w:t>
+          <w:p>
+            <w:r>
+              <w:t>Temperatura de salida (°C). Serie de un ciclo de 60 s a 10 Hz (600 pasos; se rellena con ceros o se trunca a 600)</w:t>
             </w:r>
           </w:p>
         </w:tc>
       </w:tr>
-      <w:tr ns2:paraId="39E09196" ns2:textId="77777777">
+      <w:tr>
         <w:tc>
           <w:tcPr>
             <w:tcW w:w="2167" w:type="dxa"/>
@@ -1027,9 +918,9 @@
               <w:right w:w="120" w:type="dxa"/>
             </w:tcMar>
           </w:tcPr>
-          <w:p ns2:paraId="02741774" ns2:textId="77777777">
-            <w:r>
-              <w:t xml:space="preserve">VS1</w:t>
+          <w:p>
+            <w:r>
+              <w:t>VS1</w:t>
             </w:r>
           </w:p>
         </w:tc>
@@ -1050,14 +941,14 @@
               <w:right w:w="120" w:type="dxa"/>
             </w:tcMar>
           </w:tcPr>
-          <w:p ns2:paraId="3AB481B3" ns2:textId="77777777">
-            <w:r>
-              <w:t xml:space="preserve">Vibración mecánica (mm/s). Serie de un ciclo de 60 s a 10 Hz (600 pasos; se rellena con ceros o se trunca a 600)</w:t>
+          <w:p>
+            <w:r>
+              <w:t>Vibración mecánica (mm/s). Serie de un ciclo de 60 s a 10 Hz (600 pasos; se rellena con ceros o se trunca a 600)</w:t>
             </w:r>
           </w:p>
         </w:tc>
       </w:tr>
-      <w:tr ns2:paraId="39E09196" ns2:textId="77777777">
+      <w:tr>
         <w:tc>
           <w:tcPr>
             <w:tcW w:w="2167" w:type="dxa"/>
@@ -1075,9 +966,9 @@
               <w:right w:w="120" w:type="dxa"/>
             </w:tcMar>
           </w:tcPr>
-          <w:p ns2:paraId="02741774" ns2:textId="77777777">
-            <w:r>
-              <w:t xml:space="preserve">Time_Segundos</w:t>
+          <w:p>
+            <w:r>
+              <w:t>Time_Segundos</w:t>
             </w:r>
           </w:p>
         </w:tc>
@@ -1098,14 +989,14 @@
               <w:right w:w="120" w:type="dxa"/>
             </w:tcMar>
           </w:tcPr>
-          <w:p ns2:paraId="3AB481B3" ns2:textId="77777777">
-            <w:r>
-              <w:t xml:space="preserve">Marca temporal de cada muestra (0,0–60,0 s); ordena la serie y se remuestrea a 10 Hz</w:t>
+          <w:p>
+            <w:r>
+              <w:t>Marca temporal de cada muestra (0,0–60,0 s); ordena la serie y se remuestrea a 10 Hz</w:t>
             </w:r>
           </w:p>
         </w:tc>
       </w:tr>
-      <w:tr ns2:paraId="39E09196" ns2:textId="77777777">
+      <w:tr>
         <w:tc>
           <w:tcPr>
             <w:tcW w:w="2167" w:type="dxa"/>
@@ -1123,9 +1014,9 @@
               <w:right w:w="120" w:type="dxa"/>
             </w:tcMar>
           </w:tcPr>
-          <w:p ns2:paraId="02741774" ns2:textId="77777777">
-            <w:r>
-              <w:t xml:space="preserve">Cycle_ID</w:t>
+          <w:p>
+            <w:r>
+              <w:t>Cycle_ID</w:t>
             </w:r>
           </w:p>
         </w:tc>
@@ -1146,14 +1037,14 @@
               <w:right w:w="120" w:type="dxa"/>
             </w:tcMar>
           </w:tcPr>
-          <w:p ns2:paraId="3AB481B3" ns2:textId="77777777">
-            <w:r>
-              <w:t xml:space="preserve">Identificador del ciclo; en batch agrupa las filas de cada ciclo</w:t>
+          <w:p>
+            <w:r>
+              <w:t>Identificador del ciclo; en batch agrupa las filas de cada ciclo</w:t>
             </w:r>
           </w:p>
         </w:tc>
       </w:tr>
-      <w:tr ns2:paraId="39E09196" ns2:textId="77777777">
+      <w:tr>
         <w:tc>
           <w:tcPr>
             <w:tcW w:w="2167" w:type="dxa"/>
@@ -1171,9 +1062,9 @@
               <w:right w:w="120" w:type="dxa"/>
             </w:tcMar>
           </w:tcPr>
-          <w:p ns2:paraId="02741774" ns2:textId="77777777">
-            <w:r>
-              <w:t xml:space="preserve">data_path</w:t>
+          <w:p>
+            <w:r>
+              <w:t>data_path</w:t>
             </w:r>
           </w:p>
         </w:tc>
@@ -1194,14 +1085,14 @@
               <w:right w:w="120" w:type="dxa"/>
             </w:tcMar>
           </w:tcPr>
-          <w:p ns2:paraId="3AB481B3" ns2:textId="77777777">
-            <w:r>
-              <w:t xml:space="preserve">Alternativa a los arrays: CSV (local o s3://) con las columnas anteriores; en batch es la entrada</w:t>
+          <w:p>
+            <w:r>
+              <w:t>Alternativa a los arrays: CSV (local o s3://) con las columnas anteriores; en batch es la entrada</w:t>
             </w:r>
           </w:p>
         </w:tc>
       </w:tr>
-      <w:tr ns2:paraId="39E09196" ns2:textId="77777777">
+      <w:tr>
         <w:tc>
           <w:tcPr>
             <w:tcW w:w="2167" w:type="dxa"/>
@@ -1219,9 +1110,9 @@
               <w:right w:w="120" w:type="dxa"/>
             </w:tcMar>
           </w:tcPr>
-          <w:p ns2:paraId="02741774" ns2:textId="77777777">
-            <w:r>
-              <w:t xml:space="preserve">apply_digital_twin</w:t>
+          <w:p>
+            <w:r>
+              <w:t>apply_digital_twin</w:t>
             </w:r>
           </w:p>
         </w:tc>
@@ -1242,14 +1133,14 @@
               <w:right w:w="120" w:type="dxa"/>
             </w:tcMar>
           </w:tcPr>
-          <w:p ns2:paraId="3AB481B3" ns2:textId="77777777">
-            <w:r>
-              <w:t xml:space="preserve">Desplaza TS1/TS2 al baseline de 65 °C. Solo para datos del banco de laboratorio UCI; con datos reales de planta debe ser false</w:t>
+          <w:p>
+            <w:r>
+              <w:t>Desplaza TS1/TS2 al baseline de 65 °C. Solo para datos del banco de laboratorio UCI; con datos reales de planta debe ser false</w:t>
             </w:r>
           </w:p>
         </w:tc>
       </w:tr>
-      <w:tr ns2:paraId="39E09196" ns2:textId="77777777">
+      <w:tr>
         <w:tc>
           <w:tcPr>
             <w:tcW w:w="2167" w:type="dxa"/>
@@ -1267,9 +1158,9 @@
               <w:right w:w="120" w:type="dxa"/>
             </w:tcMar>
           </w:tcPr>
-          <w:p ns2:paraId="02741774" ns2:textId="77777777">
-            <w:r>
-              <w:t xml:space="preserve">include_xai</w:t>
+          <w:p>
+            <w:r>
+              <w:t>include_xai</w:t>
             </w:r>
           </w:p>
         </w:tc>
@@ -1290,14 +1181,14 @@
               <w:right w:w="120" w:type="dxa"/>
             </w:tcMar>
           </w:tcPr>
-          <w:p ns2:paraId="3AB481B3" ns2:textId="77777777">
-            <w:r>
-              <w:t xml:space="preserve">XAI de cada ciclo (xai_result / xai_error): Grad-CAM, riesgo y acciones. Inline y batch</w:t>
+          <w:p>
+            <w:r>
+              <w:t>XAI de cada ciclo (xai_result / xai_error): Grad-CAM, riesgo y acciones. Inline y batch</w:t>
             </w:r>
           </w:p>
         </w:tc>
       </w:tr>
-      <w:tr ns2:paraId="39E09196" ns2:textId="77777777">
+      <w:tr>
         <w:tc>
           <w:tcPr>
             <w:tcW w:w="2167" w:type="dxa"/>
@@ -1315,9 +1206,9 @@
               <w:right w:w="120" w:type="dxa"/>
             </w:tcMar>
           </w:tcPr>
-          <w:p ns2:paraId="02741774" ns2:textId="77777777">
-            <w:r>
-              <w:t xml:space="preserve">include_shap</w:t>
+          <w:p>
+            <w:r>
+              <w:t>include_shap</w:t>
             </w:r>
           </w:p>
         </w:tc>
@@ -1338,14 +1229,14 @@
               <w:right w:w="120" w:type="dxa"/>
             </w:tcMar>
           </w:tcPr>
-          <w:p ns2:paraId="3AB481B3" ns2:textId="77777777">
-            <w:r>
-              <w:t xml:space="preserve">Añade SHAP (sensor más relevante) a la XAI. Requiere include_xai; coste alto en CPU. En batch solo se calcula en los primeros n_samples ciclos</w:t>
+          <w:p>
+            <w:r>
+              <w:t>Añade SHAP (sensor más relevante) a la XAI. Requiere include_xai; coste alto en CPU. En batch solo se calcula en los primeros n_samples ciclos</w:t>
             </w:r>
           </w:p>
         </w:tc>
       </w:tr>
-      <w:tr ns2:paraId="39E09196" ns2:textId="77777777">
+      <w:tr>
         <w:tc>
           <w:tcPr>
             <w:tcW w:w="2167" w:type="dxa"/>
@@ -1363,9 +1254,9 @@
               <w:right w:w="120" w:type="dxa"/>
             </w:tcMar>
           </w:tcPr>
-          <w:p ns2:paraId="02741774" ns2:textId="77777777">
-            <w:r>
-              <w:t xml:space="preserve">include_cam</w:t>
+          <w:p>
+            <w:r>
+              <w:t>include_cam</w:t>
             </w:r>
           </w:p>
         </w:tc>
@@ -1386,14 +1277,14 @@
               <w:right w:w="120" w:type="dxa"/>
             </w:tcMar>
           </w:tcPr>
-          <w:p ns2:paraId="3AB481B3" ns2:textId="77777777">
-            <w:r>
-              <w:t xml:space="preserve">Inline: devuelve además la curva Grad-CAM (600 valores) por componente</w:t>
+          <w:p>
+            <w:r>
+              <w:t>Inline: devuelve además la curva Grad-CAM (600 valores) por componente</w:t>
             </w:r>
           </w:p>
         </w:tc>
       </w:tr>
-      <w:tr ns2:paraId="39E09196" ns2:textId="77777777">
+      <w:tr>
         <w:tc>
           <w:tcPr>
             <w:tcW w:w="2167" w:type="dxa"/>
@@ -1411,9 +1302,10 @@
               <w:right w:w="120" w:type="dxa"/>
             </w:tcMar>
           </w:tcPr>
-          <w:p ns2:paraId="02741774" ns2:textId="77777777">
-            <w:r>
-              <w:t xml:space="preserve">n_samples</w:t>
+          <w:p>
+            <w:r>
+              <w:lastRenderedPageBreak/>
+              <w:t>n_samples</w:t>
             </w:r>
           </w:p>
         </w:tc>
@@ -1434,21 +1326,21 @@
               <w:right w:w="120" w:type="dxa"/>
             </w:tcMar>
           </w:tcPr>
-          <w:p ns2:paraId="3AB481B3" ns2:textId="77777777">
-            <w:r>
-              <w:t xml:space="preserve">Batch con include_shap: ciclos máximos con SHAP (el resto lleva solo Grad-CAM, siempre presente en todos los ciclos)</w:t>
+          <w:p>
+            <w:r>
+              <w:t>Batch con include_shap: ciclos máximos con SHAP (el resto lleva solo Grad-CAM, siempre presente en todos los ciclos)</w:t>
             </w:r>
           </w:p>
         </w:tc>
       </w:tr>
     </w:tbl>
-    <w:p ns2:paraId="7ADAB195" ns2:textId="6B2EA1F7">
+    <w:p>
       <w:pPr>
-        <w:pStyle w:val="Descripcin"/>
+        <w:pStyle w:val="Caption"/>
         <w:jc w:val="center"/>
       </w:pPr>
-      <w:bookmarkStart w:id="9" w:name="_Toc233977246"/>
-      <w:bookmarkStart w:id="10" w:name="_Toc233977284"/>
+      <w:bookmarkStart w:id="5" w:name="_Toc233977246"/>
+      <w:bookmarkStart w:id="6" w:name="_Toc233977284"/>
       <w:r>
         <w:t xml:space="preserve">Tabla </w:t>
       </w:r>
@@ -1463,20 +1355,20 @@
       <w:r>
         <w:t xml:space="preserve"> Campos de entrada (inputs)</w:t>
       </w:r>
-      <w:bookmarkEnd w:id="9"/>
-      <w:bookmarkEnd w:id="10"/>
+      <w:bookmarkEnd w:id="5"/>
+      <w:bookmarkEnd w:id="6"/>
     </w:p>
-    <w:p ns2:paraId="2D75DAE3" ns2:textId="77777777"/>
-    <w:p ns2:paraId="1D5B0A63" ns2:textId="77777777">
+    <w:p/>
+    <w:p>
       <w:pPr>
-        <w:pStyle w:val="Ttulo1"/>
+        <w:pStyle w:val="Heading1"/>
         <w:jc w:val="left"/>
       </w:pPr>
-      <w:bookmarkStart w:id="11" w:name="_Toc233976911"/>
+      <w:bookmarkStart w:id="7" w:name="_Toc233976911"/>
       <w:r>
         <w:t>3. Qué me devuelve (salidas)</w:t>
       </w:r>
-      <w:bookmarkEnd w:id="11"/>
+      <w:bookmarkEnd w:id="7"/>
     </w:p>
     <w:tbl>
       <w:tblPr>
@@ -1498,7 +1390,7 @@
         <w:gridCol w:w="3510"/>
         <w:gridCol w:w="2633"/>
       </w:tblGrid>
-      <w:tr ns2:paraId="30598A3A" ns2:textId="77777777">
+      <w:tr>
         <w:trPr>
           <w:tblHeader/>
         </w:trPr>
@@ -1519,7 +1411,7 @@
               <w:right w:w="120" w:type="dxa"/>
             </w:tcMar>
           </w:tcPr>
-          <w:p ns2:paraId="48AA3C39" ns2:textId="77777777">
+          <w:p>
             <w:r>
               <w:rPr>
                 <w:b/>
@@ -1549,7 +1441,7 @@
               <w:right w:w="120" w:type="dxa"/>
             </w:tcMar>
           </w:tcPr>
-          <w:p ns2:paraId="45D542C1" ns2:textId="77777777">
+          <w:p>
             <w:r>
               <w:rPr>
                 <w:b/>
@@ -1579,7 +1471,7 @@
               <w:right w:w="120" w:type="dxa"/>
             </w:tcMar>
           </w:tcPr>
-          <w:p ns2:paraId="216EBD1B" ns2:textId="77777777">
+          <w:p>
             <w:r>
               <w:rPr>
                 <w:b/>
@@ -1593,7 +1485,7 @@
           </w:p>
         </w:tc>
       </w:tr>
-      <w:tr ns2:paraId="0BD31A91" ns2:textId="77777777">
+      <w:tr>
         <w:tc>
           <w:tcPr>
             <w:tcW w:w="2200" w:type="dxa"/>
@@ -1611,9 +1503,9 @@
               <w:right w:w="120" w:type="dxa"/>
             </w:tcMar>
           </w:tcPr>
-          <w:p ns2:paraId="2CD654FD" ns2:textId="77777777">
-            <w:r>
-              <w:t xml:space="preserve">Enfriador_Fouling</w:t>
+          <w:p>
+            <w:r>
+              <w:t>Enfriador_Fouling</w:t>
             </w:r>
           </w:p>
         </w:tc>
@@ -1634,9 +1526,9 @@
               <w:right w:w="120" w:type="dxa"/>
             </w:tcMar>
           </w:tcPr>
-          <w:p ns2:paraId="35872DC0" ns2:textId="77777777">
-            <w:r>
-              <w:t xml:space="preserve">Estado del enfriador (ensuciamiento)</w:t>
+          <w:p>
+            <w:r>
+              <w:t>Estado del enfriador (ensuciamiento)</w:t>
             </w:r>
           </w:p>
         </w:tc>
@@ -1657,14 +1549,14 @@
               <w:right w:w="120" w:type="dxa"/>
             </w:tcMar>
           </w:tcPr>
-          <w:p ns2:paraId="1DF2EF4D" ns2:textId="77777777">
-            <w:r>
-              <w:t xml:space="preserve">0 = Sano, 1 = Warning (inspección programada), 2 = Crítico (degradación severa)</w:t>
+          <w:p>
+            <w:r>
+              <w:t>0 = Sano, 1 = Warning (inspección programada), 2 = Crítico (degradación severa)</w:t>
             </w:r>
           </w:p>
         </w:tc>
       </w:tr>
-      <w:tr ns2:paraId="0BD31A91" ns2:textId="77777777">
+      <w:tr>
         <w:tc>
           <w:tcPr>
             <w:tcW w:w="2200" w:type="dxa"/>
@@ -1682,9 +1574,9 @@
               <w:right w:w="120" w:type="dxa"/>
             </w:tcMar>
           </w:tcPr>
-          <w:p ns2:paraId="2CD654FD" ns2:textId="77777777">
-            <w:r>
-              <w:t xml:space="preserve">Valvula_Switch</w:t>
+          <w:p>
+            <w:r>
+              <w:t>Valvula_Switch</w:t>
             </w:r>
           </w:p>
         </w:tc>
@@ -1705,9 +1597,9 @@
               <w:right w:w="120" w:type="dxa"/>
             </w:tcMar>
           </w:tcPr>
-          <w:p ns2:paraId="35872DC0" ns2:textId="77777777">
-            <w:r>
-              <w:t xml:space="preserve">Estado de la válvula</w:t>
+          <w:p>
+            <w:r>
+              <w:t>Estado de la válvula</w:t>
             </w:r>
           </w:p>
         </w:tc>
@@ -1728,14 +1620,14 @@
               <w:right w:w="120" w:type="dxa"/>
             </w:tcMar>
           </w:tcPr>
-          <w:p ns2:paraId="1DF2EF4D" ns2:textId="77777777">
-            <w:r>
-              <w:t xml:space="preserve">0 = Sano, 1 = Warning (inspección programada), 2 = Crítico (degradación severa)</w:t>
+          <w:p>
+            <w:r>
+              <w:t>0 = Sano, 1 = Warning (inspección programada), 2 = Crítico (degradación severa)</w:t>
             </w:r>
           </w:p>
         </w:tc>
       </w:tr>
-      <w:tr ns2:paraId="0BD31A91" ns2:textId="77777777">
+      <w:tr>
         <w:tc>
           <w:tcPr>
             <w:tcW w:w="2200" w:type="dxa"/>
@@ -1753,9 +1645,9 @@
               <w:right w:w="120" w:type="dxa"/>
             </w:tcMar>
           </w:tcPr>
-          <w:p ns2:paraId="2CD654FD" ns2:textId="77777777">
-            <w:r>
-              <w:t xml:space="preserve">Bomba_Leakage</w:t>
+          <w:p>
+            <w:r>
+              <w:t>Bomba_Leakage</w:t>
             </w:r>
           </w:p>
         </w:tc>
@@ -1776,9 +1668,9 @@
               <w:right w:w="120" w:type="dxa"/>
             </w:tcMar>
           </w:tcPr>
-          <w:p ns2:paraId="35872DC0" ns2:textId="77777777">
-            <w:r>
-              <w:t xml:space="preserve">Estado de la bomba (fugas)</w:t>
+          <w:p>
+            <w:r>
+              <w:t>Estado de la bomba (fugas)</w:t>
             </w:r>
           </w:p>
         </w:tc>
@@ -1799,14 +1691,14 @@
               <w:right w:w="120" w:type="dxa"/>
             </w:tcMar>
           </w:tcPr>
-          <w:p ns2:paraId="1DF2EF4D" ns2:textId="77777777">
-            <w:r>
-              <w:t xml:space="preserve">0 = Sano, 1 = Warning (inspección programada), 2 = Crítico (degradación severa)</w:t>
+          <w:p>
+            <w:r>
+              <w:t>0 = Sano, 1 = Warning (inspección programada), 2 = Crítico (degradación severa)</w:t>
             </w:r>
           </w:p>
         </w:tc>
       </w:tr>
-      <w:tr ns2:paraId="0BD31A91" ns2:textId="77777777">
+      <w:tr>
         <w:tc>
           <w:tcPr>
             <w:tcW w:w="2200" w:type="dxa"/>
@@ -1824,9 +1716,9 @@
               <w:right w:w="120" w:type="dxa"/>
             </w:tcMar>
           </w:tcPr>
-          <w:p ns2:paraId="2CD654FD" ns2:textId="77777777">
-            <w:r>
-              <w:t xml:space="preserve">Acumulador_Gas</w:t>
+          <w:p>
+            <w:r>
+              <w:t>Acumulador_Gas</w:t>
             </w:r>
           </w:p>
         </w:tc>
@@ -1847,9 +1739,9 @@
               <w:right w:w="120" w:type="dxa"/>
             </w:tcMar>
           </w:tcPr>
-          <w:p ns2:paraId="35872DC0" ns2:textId="77777777">
-            <w:r>
-              <w:t xml:space="preserve">Estado del acumulador (presión de gas)</w:t>
+          <w:p>
+            <w:r>
+              <w:t>Estado del acumulador (presión de gas)</w:t>
             </w:r>
           </w:p>
         </w:tc>
@@ -1870,14 +1762,14 @@
               <w:right w:w="120" w:type="dxa"/>
             </w:tcMar>
           </w:tcPr>
-          <w:p ns2:paraId="1DF2EF4D" ns2:textId="77777777">
-            <w:r>
-              <w:t xml:space="preserve">0 = Sano, 1 = Warning (inspección programada), 2 = Crítico (degradación severa)</w:t>
+          <w:p>
+            <w:r>
+              <w:t>0 = Sano, 1 = Warning (inspección programada), 2 = Crítico (degradación severa)</w:t>
             </w:r>
           </w:p>
         </w:tc>
       </w:tr>
-      <w:tr ns2:paraId="0BD31A91" ns2:textId="77777777">
+      <w:tr>
         <w:tc>
           <w:tcPr>
             <w:tcW w:w="2200" w:type="dxa"/>
@@ -1895,9 +1787,9 @@
               <w:right w:w="120" w:type="dxa"/>
             </w:tcMar>
           </w:tcPr>
-          <w:p ns2:paraId="2CD654FD" ns2:textId="77777777">
-            <w:r>
-              <w:t xml:space="preserve">Confianza_Fouling / _Valvula / _Bomba / _Acumulador</w:t>
+          <w:p>
+            <w:r>
+              <w:t>Confianza_Fouling / _Valvula / _Bomba / _Acumulador</w:t>
             </w:r>
           </w:p>
         </w:tc>
@@ -1918,9 +1810,9 @@
               <w:right w:w="120" w:type="dxa"/>
             </w:tcMar>
           </w:tcPr>
-          <w:p ns2:paraId="35872DC0" ns2:textId="77777777">
-            <w:r>
-              <w:t xml:space="preserve">Probabilidad softmax de la clase predicha para cada componente</w:t>
+          <w:p>
+            <w:r>
+              <w:t>Probabilidad softmax de la clase predicha para cada componente</w:t>
             </w:r>
           </w:p>
         </w:tc>
@@ -1941,14 +1833,14 @@
               <w:right w:w="120" w:type="dxa"/>
             </w:tcMar>
           </w:tcPr>
-          <w:p ns2:paraId="1DF2EF4D" ns2:textId="77777777">
-            <w:r>
-              <w:t xml:space="preserve">valores próximos a 1 indican alta seguridad del modelo; no es una probabilidad calibrada de fallo</w:t>
+          <w:p>
+            <w:r>
+              <w:t>valores próximos a 1 indican alta seguridad del modelo; no es una probabilidad calibrada de fallo</w:t>
             </w:r>
           </w:p>
         </w:tc>
       </w:tr>
-      <w:tr ns2:paraId="0BD31A91" ns2:textId="77777777">
+      <w:tr>
         <w:tc>
           <w:tcPr>
             <w:tcW w:w="2200" w:type="dxa"/>
@@ -1966,9 +1858,9 @@
               <w:right w:w="120" w:type="dxa"/>
             </w:tcMar>
           </w:tcPr>
-          <w:p ns2:paraId="2CD654FD" ns2:textId="77777777">
-            <w:r>
-              <w:t xml:space="preserve">xai_result</w:t>
+          <w:p>
+            <w:r>
+              <w:t>xai_result</w:t>
             </w:r>
           </w:p>
         </w:tc>
@@ -1989,9 +1881,13 @@
               <w:right w:w="120" w:type="dxa"/>
             </w:tcMar>
           </w:tcPr>
-          <w:p ns2:paraId="35872DC0" ns2:textId="77777777">
-            <w:r>
-              <w:t xml:space="preserve">XAI del ciclo (inline: en la respuesta; batch: en cada fila). Mismo contrato que modelo-43: Estado_del_sistema.Estado_interpretativo, Bloques_principales, Variables_clave, Acciones_sugeridas / Mensaje_operativo y Detalle_componentes (ventana crítica Grad-CAM, riesgo, acción, sensor SHAP)</w:t>
+          <w:p>
+            <w:r>
+              <w:t>XAI del ciclo (inline: en la respuesta; batch: en cada fila). Mismo contrato que modelo-43: Estado_del_sistema.Estado_int</w:t>
+            </w:r>
+            <w:r>
+              <w:lastRenderedPageBreak/>
+              <w:t>erpretativo, Bloques_principales, Variables_clave, Acciones_sugeridas / Mensaje_operativo y Detalle_componentes (ventana crítica Grad-CAM, riesgo, acción, sensor SHAP)</w:t>
             </w:r>
           </w:p>
         </w:tc>
@@ -2012,14 +1908,19 @@
               <w:right w:w="120" w:type="dxa"/>
             </w:tcMar>
           </w:tcPr>
-          <w:p ns2:paraId="1DF2EF4D" ns2:textId="77777777">
-            <w:r>
-              <w:t xml:space="preserve">Estado = peor estado de los 4 componentes (Normal / Warning / Crítico); Bloques = componentes alterados; Variables = sensores de la regla física (y el sensor SHAP si se pidió); Acciones = acciones prescriptivas por urgencia</w:t>
+          <w:p>
+            <w:r>
+              <w:lastRenderedPageBreak/>
+              <w:t xml:space="preserve">Estado = peor estado de los 4 componentes (Normal / Warning / Crítico); Bloques = componentes </w:t>
+            </w:r>
+            <w:r>
+              <w:lastRenderedPageBreak/>
+              <w:t>alterados; Variables = sensores de la regla física (y el sensor SHAP si se pidió); Acciones = acciones prescriptivas por urgencia</w:t>
             </w:r>
           </w:p>
         </w:tc>
       </w:tr>
-      <w:tr ns2:paraId="0BD31A91" ns2:textId="77777777">
+      <w:tr>
         <w:tc>
           <w:tcPr>
             <w:tcW w:w="2200" w:type="dxa"/>
@@ -2037,9 +1938,9 @@
               <w:right w:w="120" w:type="dxa"/>
             </w:tcMar>
           </w:tcPr>
-          <w:p ns2:paraId="2CD654FD" ns2:textId="77777777">
-            <w:r>
-              <w:t xml:space="preserve">xai_error</w:t>
+          <w:p>
+            <w:r>
+              <w:t>xai_error</w:t>
             </w:r>
           </w:p>
         </w:tc>
@@ -2060,9 +1961,9 @@
               <w:right w:w="120" w:type="dxa"/>
             </w:tcMar>
           </w:tcPr>
-          <w:p ns2:paraId="35872DC0" ns2:textId="77777777">
-            <w:r>
-              <w:t xml:space="preserve">Motivo si la XAI de ese ciclo falló (xai_result es null); null si fue correcta</w:t>
+          <w:p>
+            <w:r>
+              <w:t>Motivo si la XAI de ese ciclo falló (xai_result es null); null si fue correcta</w:t>
             </w:r>
           </w:p>
         </w:tc>
@@ -2083,21 +1984,21 @@
               <w:right w:w="120" w:type="dxa"/>
             </w:tcMar>
           </w:tcPr>
-          <w:p ns2:paraId="1DF2EF4D" ns2:textId="77777777">
-            <w:r>
-              <w:t xml:space="preserve">un fallo de XAI no afecta a la predicción del ciclo ni a la de los demás ciclos del lote</w:t>
+          <w:p>
+            <w:r>
+              <w:t>un fallo de XAI no afecta a la predicción del ciclo ni a la de los demás ciclos del lote</w:t>
             </w:r>
           </w:p>
         </w:tc>
       </w:tr>
     </w:tbl>
-    <w:p ns2:paraId="550B7902" ns2:textId="22FA894B">
+    <w:p>
       <w:pPr>
-        <w:pStyle w:val="Descripcin"/>
+        <w:pStyle w:val="Caption"/>
         <w:jc w:val="center"/>
       </w:pPr>
-      <w:bookmarkStart w:id="12" w:name="_Toc233977247"/>
-      <w:bookmarkStart w:id="13" w:name="_Toc233977285"/>
+      <w:bookmarkStart w:id="8" w:name="_Toc233977247"/>
+      <w:bookmarkStart w:id="9" w:name="_Toc233977285"/>
       <w:r>
         <w:t xml:space="preserve">Tabla </w:t>
       </w:r>
@@ -2112,134 +2013,134 @@
       <w:r>
         <w:t xml:space="preserve"> Campos de salida (outputs)</w:t>
       </w:r>
-      <w:bookmarkEnd w:id="12"/>
-      <w:bookmarkEnd w:id="13"/>
+      <w:bookmarkEnd w:id="8"/>
+      <w:bookmarkEnd w:id="9"/>
     </w:p>
-    <w:p ns2:paraId="342E22E9" ns2:textId="77777777">
+    <w:p>
       <w:pPr>
-        <w:pStyle w:val="Ttulo1"/>
+        <w:pStyle w:val="Heading1"/>
         <w:jc w:val="left"/>
       </w:pPr>
-      <w:bookmarkStart w:id="14" w:name="_Toc233976912"/>
+      <w:bookmarkStart w:id="10" w:name="_Toc233976912"/>
       <w:r>
         <w:t>4. Cómo leo el resultado</w:t>
       </w:r>
-      <w:bookmarkEnd w:id="14"/>
+      <w:bookmarkEnd w:id="10"/>
     </w:p>
-    <w:p ns2:paraId="68FE0EAC" ns2:textId="77777777">
+    <w:p>
       <w:pPr>
         <w:jc w:val="both"/>
       </w:pPr>
       <w:r>
-        <w:t xml:space="preserve">Si para un ciclo el estado del sistema sale «Crítico» porque el enfriador está en «Crítico» con una confianza del 96 %, la acción sugerida es «Fouling: Detener producción y ejecutar limpieza CIP inmediata», debes parar y limpiar; si válvula, bomba y acumulador salen «Sano», no requieren intervención en ese ciclo.</w:t>
+        <w:t>Si para un ciclo el estado del sistema sale «Crítico» porque el enfriador está en «Crítico» con una confianza del 96 %, la acción sugerida es «Fouling: Detener producción y ejecutar limpieza CIP inmediata», debes parar y limpiar; si válvula, bomba y acumulador salen «Sano», no requieren intervención en ese ciclo.</w:t>
       </w:r>
     </w:p>
-    <w:p ns2:paraId="7585C801" ns2:textId="77777777">
+    <w:p>
       <w:pPr>
         <w:jc w:val="both"/>
       </w:pPr>
     </w:p>
-    <w:p ns2:paraId="2856C14E" ns2:textId="77777777">
+    <w:p>
       <w:pPr>
         <w:jc w:val="both"/>
       </w:pPr>
       <w:r>
-        <w:t xml:space="preserve">En las pruebas con ciclos que el modelo no había visto, acertó el estado de los cuatro componentes a la vez en cerca del 99 % de los ciclos. Los pocos errores fueron falsas alarmas (un componente sano marcado como «Warning»), no fallos reales pasados por alto.</w:t>
+        <w:t>En las pruebas con ciclos que el modelo no había visto, acertó el estado de los cuatro componentes a la vez en cerca del 99 % de los ciclos. Los pocos errores fueron falsas alarmas (un componente sano marcado como «Warning»), no fallos reales pasados por alto.</w:t>
       </w:r>
     </w:p>
-    <w:p ns2:paraId="23429964" ns2:textId="77777777"/>
-    <w:p ns2:paraId="4D0352D1" ns2:textId="77777777">
+    <w:p/>
+    <w:p>
       <w:pPr>
-        <w:pStyle w:val="Ttulo1"/>
+        <w:pStyle w:val="Heading1"/>
         <w:jc w:val="left"/>
       </w:pPr>
-      <w:bookmarkStart w:id="15" w:name="_Toc233976913"/>
+      <w:bookmarkStart w:id="11" w:name="_Toc233976913"/>
       <w:r>
         <w:t>5. Cuándo debo revisar manualmente</w:t>
       </w:r>
-      <w:bookmarkEnd w:id="15"/>
+      <w:bookmarkEnd w:id="11"/>
     </w:p>
-    <w:p ns2:paraId="2053022C" ns2:textId="77777777">
+    <w:p>
       <w:r>
-        <w:t xml:space="preserve">•  Cuando un componente salga «Crítico» o «Warning» con confianza baja (por debajo del 70-80 %): confirma con una inspección antes de parar la producción.</w:t>
+        <w:t>•  Cuando un componente salga «Crítico» o «Warning» con confianza baja (por debajo del 70-80 %): confirma con una inspección antes de parar la producción.</w:t>
       </w:r>
     </w:p>
-    <w:p ns2:paraId="2053022C" ns2:textId="77777777">
+    <w:p>
       <w:r>
-        <w:t xml:space="preserve">•  Cuando las temperaturas de tus datos sean de planta real y no de laboratorio: comprueba con el equipo técnico que no se está aplicando el ajuste de laboratorio (gemelo digital).</w:t>
+        <w:t>•  Cuando las temperaturas de tus datos sean de planta real y no de laboratorio: comprueba con el equipo técnico que no se está aplicando el ajuste de laboratorio (gemelo digital).</w:t>
       </w:r>
     </w:p>
-    <w:p ns2:paraId="2053022C" ns2:textId="77777777">
+    <w:p>
       <w:r>
-        <w:t xml:space="preserve">•  Cuando el ciclo tenga menos de 60 s de datos o huecos en alguna lectura: el diagnóstico de ese ciclo no es fiable.</w:t>
+        <w:t>•  Cuando el ciclo tenga menos de 60 s de datos o huecos en alguna lectura: el diagnóstico de ese ciclo no es fiable.</w:t>
       </w:r>
     </w:p>
-    <w:p ns2:paraId="2053022C" ns2:textId="77777777">
+    <w:p>
       <w:r>
-        <w:t xml:space="preserve">•  Cuando la explicación señale un sensor o un instante que no tenga sentido físico para ti: trátala como una pista, no como una causa demostrada.</w:t>
+        <w:lastRenderedPageBreak/>
+        <w:t>•  Cuando la explicación señale un sensor o un instante que no tenga sentido físico para ti: trátala como una pista, no como una causa demostrada.</w:t>
       </w:r>
     </w:p>
-    <w:p ns2:paraId="04A0CF39" ns2:textId="77777777"/>
-    <w:p ns2:paraId="283A7D53" ns2:textId="77777777">
+    <w:p/>
+    <w:p>
       <w:pPr>
-        <w:pStyle w:val="Ttulo1"/>
+        <w:pStyle w:val="Heading1"/>
         <w:jc w:val="left"/>
       </w:pPr>
-      <w:bookmarkStart w:id="16" w:name="_Toc233976914"/>
+      <w:bookmarkStart w:id="12" w:name="_Toc233976914"/>
       <w:r>
-        <w:lastRenderedPageBreak/>
         <w:t>6. Qué no hace el modelo</w:t>
       </w:r>
-      <w:bookmarkEnd w:id="16"/>
+      <w:bookmarkEnd w:id="12"/>
     </w:p>
-    <w:p ns2:paraId="36E72011" ns2:textId="77777777">
+    <w:p>
       <w:r>
-        <w:t xml:space="preserve">•  No sustituye el criterio del técnico de mantenimiento ni garantiza que un componente no vaya a fallar.</w:t>
+        <w:t>•  No sustituye el criterio del técnico de mantenimiento ni garantiza que un componente no vaya a fallar.</w:t>
       </w:r>
     </w:p>
-    <w:p ns2:paraId="36E72011" ns2:textId="77777777">
+    <w:p>
       <w:r>
-        <w:t xml:space="preserve">•  No demuestra la causa física de una avería: la explicación señala dónde y qué sensor pesó más en la decisión, no por qué se estropeó.</w:t>
+        <w:t>•  No demuestra la causa física de una avería: la explicación señala dónde y qué sensor pesó más en la decisión, no por qué se estropeó.</w:t>
       </w:r>
     </w:p>
-    <w:p ns2:paraId="36E72011" ns2:textId="77777777">
+    <w:p>
       <w:r>
-        <w:t xml:space="preserve">•  No está validado todavía con datos reales de una planta lechera: se ha probado con un banco de pruebas de laboratorio.</w:t>
+        <w:t>•  No está validado todavía con datos reales de una planta lechera: se ha probado con un banco de pruebas de laboratorio.</w:t>
       </w:r>
     </w:p>
-    <w:p ns2:paraId="36E72011" ns2:textId="77777777">
+    <w:p>
       <w:r>
-        <w:t xml:space="preserve">•  No decide solo ni ejecuta paradas: las acciones recomendadas son una sugerencia que debe confirmar una persona.</w:t>
+        <w:t>•  No decide solo ni ejecuta paradas: las acciones recomendadas son una sugerencia que debe confirmar una persona.</w:t>
       </w:r>
     </w:p>
-    <w:p ns2:paraId="3A0ADEDC" ns2:textId="77777777"/>
-    <w:p ns2:paraId="4E1464CE" ns2:textId="77777777">
+    <w:p/>
+    <w:p>
       <w:pPr>
-        <w:pStyle w:val="Ttulo1"/>
+        <w:pStyle w:val="Heading1"/>
         <w:jc w:val="left"/>
       </w:pPr>
-      <w:bookmarkStart w:id="17" w:name="_Toc233976915"/>
+      <w:bookmarkStart w:id="13" w:name="_Toc233976915"/>
       <w:r>
         <w:t>7. Puede equivocarse</w:t>
       </w:r>
-      <w:bookmarkEnd w:id="17"/>
+      <w:bookmarkEnd w:id="13"/>
     </w:p>
-    <w:p ns2:paraId="7F6C063A" ns2:textId="77777777">
+    <w:p>
       <w:r>
-        <w:t xml:space="preserve">Sí. En las pruebas de laboratorio acertó el estado de los cuatro componentes a la vez en el 98,79 % de los ciclos, y los errores observados fueron falsas alarmas. En una planta real el rendimiento puede ser menor hasta que el modelo se calibre con datos propios. Es una ayuda a la decisión, no una garantía.</w:t>
+        <w:t>Sí. En las pruebas de laboratorio acertó el estado de los cuatro componentes a la vez en el 98,79 % de los ciclos, y los errores observados fueron falsas alarmas. En una planta real el rendimiento puede ser menor hasta que el modelo se calibre con datos propios. Es una ayuda a la decisión, no una garantía.</w:t>
       </w:r>
     </w:p>
-    <w:p ns2:paraId="6E37E5A4" ns2:textId="77777777"/>
-    <w:p ns2:paraId="7171A71B" ns2:textId="77777777">
+    <w:p/>
+    <w:p>
       <w:pPr>
-        <w:pStyle w:val="Ttulo1"/>
+        <w:pStyle w:val="Heading1"/>
         <w:jc w:val="left"/>
       </w:pPr>
-      <w:bookmarkStart w:id="18" w:name="_Toc233976916"/>
+      <w:bookmarkStart w:id="14" w:name="_Toc233976916"/>
       <w:r>
-        <w:t xml:space="preserve">8. KPIs del modelo</w:t>
+        <w:t>8. KPIs del modelo</w:t>
       </w:r>
-      <w:bookmarkEnd w:id="18"/>
+      <w:bookmarkEnd w:id="14"/>
     </w:p>
     <w:tbl>
       <w:tblPr>
@@ -2261,7 +2162,7 @@
         <w:gridCol w:w="3280"/>
         <w:gridCol w:w="3280"/>
       </w:tblGrid>
-      <w:tr ns2:paraId="722801F3" ns2:textId="77777777">
+      <w:tr>
         <w:trPr>
           <w:tblHeader/>
         </w:trPr>
@@ -2282,7 +2183,7 @@
               <w:right w:w="120" w:type="dxa"/>
             </w:tcMar>
           </w:tcPr>
-          <w:p ns2:paraId="3024B19E" ns2:textId="77777777">
+          <w:p>
             <w:r>
               <w:rPr>
                 <w:b/>
@@ -2312,7 +2213,7 @@
               <w:right w:w="120" w:type="dxa"/>
             </w:tcMar>
           </w:tcPr>
-          <w:p ns2:paraId="0ABEC927" ns2:textId="77777777">
+          <w:p>
             <w:r>
               <w:rPr>
                 <w:b/>
@@ -2342,7 +2243,7 @@
               <w:right w:w="120" w:type="dxa"/>
             </w:tcMar>
           </w:tcPr>
-          <w:p ns2:paraId="54378CF9" ns2:textId="77777777">
+          <w:p>
             <w:r>
               <w:rPr>
                 <w:b/>
@@ -2356,7 +2257,7 @@
           </w:p>
         </w:tc>
       </w:tr>
-      <w:tr ns2:paraId="5DE6C9F2" ns2:textId="77777777">
+      <w:tr>
         <w:tc>
           <w:tcPr>
             <w:tcW w:w="2800" w:type="dxa"/>
@@ -2374,9 +2275,9 @@
               <w:right w:w="120" w:type="dxa"/>
             </w:tcMar>
           </w:tcPr>
-          <w:p ns2:paraId="1D8670CB" ns2:textId="77777777">
-            <w:r>
-              <w:t xml:space="preserve">Acierto simultáneo de los 4 componentes</w:t>
+          <w:p>
+            <w:r>
+              <w:t>Acierto simultáneo de los 4 componentes</w:t>
             </w:r>
           </w:p>
         </w:tc>
@@ -2397,9 +2298,9 @@
               <w:right w:w="120" w:type="dxa"/>
             </w:tcMar>
           </w:tcPr>
-          <w:p ns2:paraId="49A1DCB5" ns2:textId="77777777">
-            <w:r>
-              <w:t xml:space="preserve">98,79 % en test</w:t>
+          <w:p>
+            <w:r>
+              <w:t>98,79 % en test</w:t>
             </w:r>
           </w:p>
         </w:tc>
@@ -2420,14 +2321,14 @@
               <w:right w:w="120" w:type="dxa"/>
             </w:tcMar>
           </w:tcPr>
-          <w:p ns2:paraId="619CF819" ns2:textId="77777777">
-            <w:r>
-              <w:t xml:space="preserve">Porcentaje de ciclos en los que se diagnostican bien los cuatro componentes a la vez</w:t>
+          <w:p>
+            <w:r>
+              <w:t>Porcentaje de ciclos en los que se diagnostican bien los cuatro componentes a la vez</w:t>
             </w:r>
           </w:p>
         </w:tc>
       </w:tr>
-      <w:tr ns2:paraId="5DE6C9F2" ns2:textId="77777777">
+      <w:tr>
         <w:tc>
           <w:tcPr>
             <w:tcW w:w="2800" w:type="dxa"/>
@@ -2445,9 +2346,9 @@
               <w:right w:w="120" w:type="dxa"/>
             </w:tcMar>
           </w:tcPr>
-          <w:p ns2:paraId="1D8670CB" ns2:textId="77777777">
-            <w:r>
-              <w:t xml:space="preserve">Equilibrio entre detectar fallos y evitar falsas alarmas</w:t>
+          <w:p>
+            <w:r>
+              <w:t>Equilibrio entre detectar fallos y evitar falsas alarmas</w:t>
             </w:r>
           </w:p>
         </w:tc>
@@ -2468,9 +2369,9 @@
               <w:right w:w="120" w:type="dxa"/>
             </w:tcMar>
           </w:tcPr>
-          <w:p ns2:paraId="49A1DCB5" ns2:textId="77777777">
-            <w:r>
-              <w:t xml:space="preserve">≥ 95 % exigido · 99,70 % obtenido</w:t>
+          <w:p>
+            <w:r>
+              <w:t>≥ 95 % exigido · 99,70 % obtenido</w:t>
             </w:r>
           </w:p>
         </w:tc>
@@ -2491,14 +2392,14 @@
               <w:right w:w="120" w:type="dxa"/>
             </w:tcMar>
           </w:tcPr>
-          <w:p ns2:paraId="619CF819" ns2:textId="77777777">
-            <w:r>
-              <w:t xml:space="preserve">Criterio de éxito del diagnóstico de fallos (F1 macro)</w:t>
+          <w:p>
+            <w:r>
+              <w:t>Criterio de éxito del diagnóstico de fallos (F1 macro)</w:t>
             </w:r>
           </w:p>
         </w:tc>
       </w:tr>
-      <w:tr ns2:paraId="5DE6C9F2" ns2:textId="77777777">
+      <w:tr>
         <w:tc>
           <w:tcPr>
             <w:tcW w:w="2800" w:type="dxa"/>
@@ -2516,9 +2417,9 @@
               <w:right w:w="120" w:type="dxa"/>
             </w:tcMar>
           </w:tcPr>
-          <w:p ns2:paraId="1D8670CB" ns2:textId="77777777">
-            <w:r>
-              <w:t xml:space="preserve">Fallos reales no detectados</w:t>
+          <w:p>
+            <w:r>
+              <w:t>Fallos reales no detectados</w:t>
             </w:r>
           </w:p>
         </w:tc>
@@ -2539,9 +2440,9 @@
               <w:right w:w="120" w:type="dxa"/>
             </w:tcMar>
           </w:tcPr>
-          <w:p ns2:paraId="49A1DCB5" ns2:textId="77777777">
-            <w:r>
-              <w:t xml:space="preserve">Ninguno clasificado como «Sano» en test</w:t>
+          <w:p>
+            <w:r>
+              <w:t>Ninguno clasificado como «Sano» en test</w:t>
             </w:r>
           </w:p>
         </w:tc>
@@ -2562,14 +2463,14 @@
               <w:right w:w="120" w:type="dxa"/>
             </w:tcMar>
           </w:tcPr>
-          <w:p ns2:paraId="619CF819" ns2:textId="77777777">
-            <w:r>
-              <w:t xml:space="preserve">Los pocos errores fueron falsas alarmas, no fallos pasados por alto</w:t>
+          <w:p>
+            <w:r>
+              <w:t>Los pocos errores fueron falsas alarmas, no fallos pasados por alto</w:t>
             </w:r>
           </w:p>
         </w:tc>
       </w:tr>
-      <w:tr ns2:paraId="5DE6C9F2" ns2:textId="77777777">
+      <w:tr>
         <w:tc>
           <w:tcPr>
             <w:tcW w:w="2800" w:type="dxa"/>
@@ -2587,9 +2488,9 @@
               <w:right w:w="120" w:type="dxa"/>
             </w:tcMar>
           </w:tcPr>
-          <w:p ns2:paraId="1D8670CB" ns2:textId="77777777">
-            <w:r>
-              <w:t xml:space="preserve">Explicación disponible por ciclo</w:t>
+          <w:p>
+            <w:r>
+              <w:t>Explicación disponible por ciclo</w:t>
             </w:r>
           </w:p>
         </w:tc>
@@ -2610,9 +2511,9 @@
               <w:right w:w="120" w:type="dxa"/>
             </w:tcMar>
           </w:tcPr>
-          <w:p ns2:paraId="49A1DCB5" ns2:textId="77777777">
-            <w:r>
-              <w:t xml:space="preserve">Los 4 componentes</w:t>
+          <w:p>
+            <w:r>
+              <w:t>Los 4 componentes</w:t>
             </w:r>
           </w:p>
         </w:tc>
@@ -2633,21 +2534,25 @@
               <w:right w:w="120" w:type="dxa"/>
             </w:tcMar>
           </w:tcPr>
-          <w:p ns2:paraId="619CF819" ns2:textId="77777777">
-            <w:r>
-              <w:t xml:space="preserve">Para cada componente: momento crítico del ciclo, riesgo y acción de mantenimiento recomendada</w:t>
+          <w:p>
+            <w:r>
+              <w:t xml:space="preserve">Para cada componente: momento crítico del ciclo, </w:t>
+            </w:r>
+            <w:r>
+              <w:lastRenderedPageBreak/>
+              <w:t>riesgo y acción de mantenimiento recomendada</w:t>
             </w:r>
           </w:p>
         </w:tc>
       </w:tr>
     </w:tbl>
-    <w:p ns2:paraId="45F4C421" ns2:textId="79EF27F4">
+    <w:p>
       <w:pPr>
-        <w:pStyle w:val="Descripcin"/>
+        <w:pStyle w:val="Caption"/>
         <w:jc w:val="center"/>
       </w:pPr>
-      <w:bookmarkStart w:id="19" w:name="_Toc233977248"/>
-      <w:bookmarkStart w:id="20" w:name="_Toc233977286"/>
+      <w:bookmarkStart w:id="15" w:name="_Toc233977248"/>
+      <w:bookmarkStart w:id="16" w:name="_Toc233977286"/>
       <w:r>
         <w:t xml:space="preserve">Tabla </w:t>
       </w:r>
@@ -2662,20 +2567,19 @@
       <w:r>
         <w:t xml:space="preserve"> KPIs del modelo</w:t>
       </w:r>
-      <w:bookmarkEnd w:id="19"/>
-      <w:bookmarkEnd w:id="20"/>
+      <w:bookmarkEnd w:id="15"/>
+      <w:bookmarkEnd w:id="16"/>
     </w:p>
-    <w:p ns2:paraId="5A151328" ns2:textId="77777777">
+    <w:p>
       <w:pPr>
-        <w:pStyle w:val="Ttulo1"/>
+        <w:pStyle w:val="Heading1"/>
         <w:jc w:val="left"/>
       </w:pPr>
-      <w:bookmarkStart w:id="21" w:name="_Toc233976917"/>
+      <w:bookmarkStart w:id="17" w:name="_Toc233976917"/>
       <w:r>
-        <w:lastRenderedPageBreak/>
         <w:t>9. Limitaciones conocidas</w:t>
       </w:r>
-      <w:bookmarkEnd w:id="21"/>
+      <w:bookmarkEnd w:id="17"/>
     </w:p>
     <w:tbl>
       <w:tblPr>
@@ -2696,7 +2600,7 @@
         <w:gridCol w:w="3120"/>
         <w:gridCol w:w="6240"/>
       </w:tblGrid>
-      <w:tr ns2:paraId="1F18AF22" ns2:textId="77777777">
+      <w:tr>
         <w:trPr>
           <w:tblHeader/>
         </w:trPr>
@@ -2717,7 +2621,7 @@
               <w:right w:w="120" w:type="dxa"/>
             </w:tcMar>
           </w:tcPr>
-          <w:p ns2:paraId="758CD852" ns2:textId="77777777">
+          <w:p>
             <w:r>
               <w:rPr>
                 <w:b/>
@@ -2747,7 +2651,7 @@
               <w:right w:w="120" w:type="dxa"/>
             </w:tcMar>
           </w:tcPr>
-          <w:p ns2:paraId="3753A61E" ns2:textId="77777777">
+          <w:p>
             <w:r>
               <w:rPr>
                 <w:b/>
@@ -2761,7 +2665,7 @@
           </w:p>
         </w:tc>
       </w:tr>
-      <w:tr ns2:paraId="51FCD1DF" ns2:textId="77777777">
+      <w:tr>
         <w:tc>
           <w:tcPr>
             <w:tcW w:w="3120" w:type="dxa"/>
@@ -2779,9 +2683,9 @@
               <w:right w:w="120" w:type="dxa"/>
             </w:tcMar>
           </w:tcPr>
-          <w:p ns2:paraId="4308B354" ns2:textId="77777777">
-            <w:r>
-              <w:t xml:space="preserve">Datos de laboratorio, no de leche real</w:t>
+          <w:p>
+            <w:r>
+              <w:t>Datos de laboratorio, no de leche real</w:t>
             </w:r>
           </w:p>
         </w:tc>
@@ -2802,14 +2706,14 @@
               <w:right w:w="120" w:type="dxa"/>
             </w:tcMar>
           </w:tcPr>
-          <w:p ns2:paraId="3FD46393" ns2:textId="77777777">
-            <w:r>
-              <w:t xml:space="preserve">Entrenado y evaluado con el banco hidráulico UCI (aceite, fallos inyectados de forma controlada), adaptado con un gemelo térmico. Las métricas son optimistas respecto a planta; requiere calibración (transfer learning) con datos etiquetados de un pasteurizador real antes de producción. El equipo de IA no dispone aún de datos reales.</w:t>
+          <w:p>
+            <w:r>
+              <w:t>Entrenado y evaluado con el banco hidráulico UCI (aceite, fallos inyectados de forma controlada), adaptado con un gemelo térmico. Las métricas son optimistas respecto a planta; requiere calibración (transfer learning) con datos etiquetados de un pasteurizador real antes de producción. El equipo de IA no dispone aún de datos reales.</w:t>
             </w:r>
           </w:p>
         </w:tc>
       </w:tr>
-      <w:tr ns2:paraId="51FCD1DF" ns2:textId="77777777">
+      <w:tr>
         <w:tc>
           <w:tcPr>
             <w:tcW w:w="3120" w:type="dxa"/>
@@ -2827,9 +2731,9 @@
               <w:right w:w="120" w:type="dxa"/>
             </w:tcMar>
           </w:tcPr>
-          <w:p ns2:paraId="4308B354" ns2:textId="77777777">
-            <w:r>
-              <w:t xml:space="preserve">Gemelo digital según el origen de los datos</w:t>
+          <w:p>
+            <w:r>
+              <w:t>Gemelo digital según el origen de los datos</w:t>
             </w:r>
           </w:p>
         </w:tc>
@@ -2850,14 +2754,14 @@
               <w:right w:w="120" w:type="dxa"/>
             </w:tcMar>
           </w:tcPr>
-          <w:p ns2:paraId="3FD46393" ns2:textId="77777777">
-            <w:r>
-              <w:t xml:space="preserve">Con datos UCI hay que aplicar apply_digital_twin=true (offset de TS1/TS2 a 65 °C con ts1_mean_train); con datos reales de planta debe ser false. Aplicarlo mal desplaza las temperaturas y degrada el diagnóstico.</w:t>
+          <w:p>
+            <w:r>
+              <w:t>Con datos UCI hay que aplicar apply_digital_twin=true (offset de TS1/TS2 a 65 °C con ts1_mean_train); con datos reales de planta debe ser false. Aplicarlo mal desplaza las temperaturas y degrada el diagnóstico.</w:t>
             </w:r>
           </w:p>
         </w:tc>
       </w:tr>
-      <w:tr ns2:paraId="51FCD1DF" ns2:textId="77777777">
+      <w:tr>
         <w:tc>
           <w:tcPr>
             <w:tcW w:w="3120" w:type="dxa"/>
@@ -2875,9 +2779,9 @@
               <w:right w:w="120" w:type="dxa"/>
             </w:tcMar>
           </w:tcPr>
-          <w:p ns2:paraId="4308B354" ns2:textId="77777777">
-            <w:r>
-              <w:t xml:space="preserve">Explicabilidad post-hoc, no causal</w:t>
+          <w:p>
+            <w:r>
+              <w:t>Explicabilidad post-hoc, no causal</w:t>
             </w:r>
           </w:p>
         </w:tc>
@@ -2898,14 +2802,14 @@
               <w:right w:w="120" w:type="dxa"/>
             </w:tcMar>
           </w:tcPr>
-          <w:p ns2:paraId="3FD46393" ns2:textId="77777777">
-            <w:r>
-              <w:t xml:space="preserve">Grad-CAM y SHAP explican lo que el modelo 've', no prueban causalidad física; si el modelo se equivoca, la explicación justifica una predicción incorrecta. Las acciones prescriptivas son una tabla experta configurable (maintenance_actions.yaml), no una optimización.</w:t>
+          <w:p>
+            <w:r>
+              <w:t>Grad-CAM y SHAP explican lo que el modelo 've', no prueban causalidad física; si el modelo se equivoca, la explicación justifica una predicción incorrecta. Las acciones prescriptivas son una tabla experta configurable (maintenance_actions.yaml), no una optimización.</w:t>
             </w:r>
           </w:p>
         </w:tc>
       </w:tr>
-      <w:tr ns2:paraId="51FCD1DF" ns2:textId="77777777">
+      <w:tr>
         <w:tc>
           <w:tcPr>
             <w:tcW w:w="3120" w:type="dxa"/>
@@ -2923,9 +2827,9 @@
               <w:right w:w="120" w:type="dxa"/>
             </w:tcMar>
           </w:tcPr>
-          <w:p ns2:paraId="4308B354" ns2:textId="77777777">
-            <w:r>
-              <w:t xml:space="preserve">SHAP: coste y dependencia de versión</w:t>
+          <w:p>
+            <w:r>
+              <w:t>SHAP: coste y dependencia de versión</w:t>
             </w:r>
           </w:p>
         </w:tc>
@@ -2946,14 +2850,14 @@
               <w:right w:w="120" w:type="dxa"/>
             </w:tcMar>
           </w:tcPr>
-          <w:p ns2:paraId="3FD46393" ns2:textId="77777777">
-            <w:r>
-              <w:t xml:space="preserve">SHAP (GradientExplainer) cuesta ≈5–8 s por ciclo en CPU, por eso es opcional y en batch se limita a los primeros n_samples ciclos (el resto lleva solo Grad-CAM). Sus valores dependen de la versión de shap: se reproducen con shap ≥ 0,51 (verificado 0,52.0), no con 0,42.</w:t>
+          <w:p>
+            <w:r>
+              <w:t>SHAP (GradientExplainer) cuesta ≈5–8 s por ciclo en CPU, por eso es opcional y en batch se limita a los primeros n_samples ciclos (el resto lleva solo Grad-CAM). Sus valores dependen de la versión de shap: se reproducen con shap ≥ 0,51 (verificado 0,52.0), no con 0,42.</w:t>
             </w:r>
           </w:p>
         </w:tc>
       </w:tr>
-      <w:tr ns2:paraId="51FCD1DF" ns2:textId="77777777">
+      <w:tr>
         <w:tc>
           <w:tcPr>
             <w:tcW w:w="3120" w:type="dxa"/>
@@ -2971,9 +2875,9 @@
               <w:right w:w="120" w:type="dxa"/>
             </w:tcMar>
           </w:tcPr>
-          <w:p ns2:paraId="4308B354" ns2:textId="77777777">
-            <w:r>
-              <w:t xml:space="preserve">Ventana fija de 600 pasos</w:t>
+          <w:p>
+            <w:r>
+              <w:t>Ventana fija de 600 pasos</w:t>
             </w:r>
           </w:p>
         </w:tc>
@@ -2994,14 +2898,14 @@
               <w:right w:w="120" w:type="dxa"/>
             </w:tcMar>
           </w:tcPr>
-          <w:p ns2:paraId="3FD46393" ns2:textId="77777777">
-            <w:r>
-              <w:t xml:space="preserve">Cada ciclo se procesa como 60 s a 10 Hz: con menos pasos se rellena con ceros (calidad no garantizada) y con más se trunca a los 600 primeros.</w:t>
+          <w:p>
+            <w:r>
+              <w:t>Cada ciclo se procesa como 60 s a 10 Hz: con menos pasos se rellena con ceros (calidad no garantizada) y con más se trunca a los 600 primeros.</w:t>
             </w:r>
           </w:p>
         </w:tc>
       </w:tr>
-      <w:tr ns2:paraId="51FCD1DF" ns2:textId="77777777">
+      <w:tr>
         <w:tc>
           <w:tcPr>
             <w:tcW w:w="3120" w:type="dxa"/>
@@ -3019,9 +2923,9 @@
               <w:right w:w="120" w:type="dxa"/>
             </w:tcMar>
           </w:tcPr>
-          <w:p ns2:paraId="4308B354" ns2:textId="77777777">
-            <w:r>
-              <w:t xml:space="preserve">Pendiente de validación de infraestructura</w:t>
+          <w:p>
+            <w:r>
+              <w:t>Pendiente de validación de infraestructura</w:t>
             </w:r>
           </w:p>
         </w:tc>
@@ -3042,21 +2946,25 @@
               <w:right w:w="120" w:type="dxa"/>
             </w:tcMar>
           </w:tcPr>
-          <w:p ns2:paraId="3FD46393" ns2:textId="77777777">
-            <w:r>
-              <w:t xml:space="preserve">/train contra un MLflow real no verificado. El reentrenamiento sí está verificado con los datos entregados (14/10/2026): calibración fine_tune (por defecto) 0,9970 de exact match en el 15 % de test; reentrenamiento full desde cero 0,9849 de exact match en GPU (94 épocas), frente al 0,9879 del modelo entregado: en GPU el entrenamiento no es bit a bit reproducible y varía ±1 ciclo de test entre ejecuciones.</w:t>
+          <w:p>
+            <w:r>
+              <w:t xml:space="preserve">/train contra un MLflow real no verificado. El reentrenamiento sí está verificado con los datos entregados (14/10/2026): calibración fine_tune (por defecto) 0,9970 de exact match en el 15 % de test; reentrenamiento full desde cero 0,9849 de exact match en GPU (94 épocas), frente al 0,9879 del modelo </w:t>
+            </w:r>
+            <w:r>
+              <w:lastRenderedPageBreak/>
+              <w:t>entregado: en GPU el entrenamiento no es bit a bit reproducible y varía ±1 ciclo de test entre ejecuciones.</w:t>
             </w:r>
           </w:p>
         </w:tc>
       </w:tr>
     </w:tbl>
-    <w:p ns2:paraId="1FA4B2C9" ns2:textId="4B35F67D">
+    <w:p>
       <w:pPr>
-        <w:pStyle w:val="Descripcin"/>
+        <w:pStyle w:val="Caption"/>
         <w:jc w:val="center"/>
       </w:pPr>
-      <w:bookmarkStart w:id="22" w:name="_Toc233977249"/>
-      <w:bookmarkStart w:id="23" w:name="_Toc233977287"/>
+      <w:bookmarkStart w:id="18" w:name="_Toc233977249"/>
+      <w:bookmarkStart w:id="19" w:name="_Toc233977287"/>
       <w:r>
         <w:t xml:space="preserve">Tabla </w:t>
       </w:r>
@@ -3071,18 +2979,18 @@
       <w:r>
         <w:t xml:space="preserve"> Limitaciones conocidas</w:t>
       </w:r>
-      <w:bookmarkEnd w:id="22"/>
-      <w:bookmarkEnd w:id="23"/>
+      <w:bookmarkEnd w:id="18"/>
+      <w:bookmarkEnd w:id="19"/>
     </w:p>
-    <w:p ns2:paraId="0C6B9E4B" ns2:textId="77777777">
+    <w:p>
       <w:pPr>
         <w:rPr>
           <w:rFonts w:ascii="Liberation sans narrow regular" w:eastAsia="Liberation sans narrow regular" w:hAnsi="Liberation sans narrow regular" w:cs="Liberation sans narrow regular"/>
         </w:rPr>
       </w:pPr>
     </w:p>
-    <w:p ns2:paraId="17A44B7C" ns2:textId="77777777"/>
-    <w:p ns2:paraId="14F09C48" ns2:textId="77777777">
+    <w:p/>
+    <w:p>
       <w:pPr>
         <w:tabs>
           <w:tab w:val="left" w:pos="-142"/>
@@ -3094,10 +3002,10 @@
       </w:pPr>
     </w:p>
     <w:sectPr>
-      <w:headerReference w:type="even" ns7:id="rId12"/>
-      <w:headerReference w:type="default" ns7:id="rId13"/>
-      <w:footerReference w:type="default" ns7:id="rId14"/>
-      <w:footerReference w:type="first" ns7:id="rId15"/>
+      <w:headerReference w:type="even" r:id="rId12"/>
+      <w:headerReference w:type="default" r:id="rId13"/>
+      <w:footerReference w:type="default" r:id="rId14"/>
+      <w:footerReference w:type="first" r:id="rId15"/>
       <w:pgSz w:w="11906" w:h="16838"/>
       <w:pgMar w:top="1417" w:right="1701" w:bottom="1417" w:left="1701" w:header="708" w:footer="708" w:gutter="0"/>
       <w:pgNumType w:start="1"/>
@@ -3850,7 +3758,7 @@
         <w:noProof/>
         <w:color w:val="000000"/>
       </w:rPr>
-      <w:t xml:space="preserve">2</w:t>
+      <w:t>2</w:t>
     </w:r>
     <w:r>
       <w:rPr>
@@ -3864,23 +3772,7 @@
         <w:rFonts w:ascii="Liberalisation sans narrow" w:eastAsia="Liberalisation sans narrow" w:hAnsi="Liberalisation sans narrow" w:cs="Liberalisation sans narrow"/>
         <w:color w:val="000000"/>
       </w:rPr>
-      <w:t xml:space="preserve"> |Ficha funcional – Modelo a48 (</w:t>
-    </w:r>
-    <w:proofErr w:type="spellStart"/>
-    <w:r>
-      <w:rPr>
-        <w:rFonts w:ascii="Liberalisation sans narrow" w:eastAsia="Liberalisation sans narrow" w:hAnsi="Liberalisation sans narrow" w:cs="Liberalisation sans narrow"/>
-        <w:color w:val="000000"/>
-      </w:rPr>
-      <w:t xml:space="preserve">dnsl-fallas-maquinaria-pasteurizado-xai</w:t>
-    </w:r>
-    <w:proofErr w:type="spellEnd"/>
-    <w:r>
-      <w:rPr>
-        <w:rFonts w:ascii="Liberalisation sans narrow" w:eastAsia="Liberalisation sans narrow" w:hAnsi="Liberalisation sans narrow" w:cs="Liberalisation sans narrow"/>
-        <w:color w:val="000000"/>
-      </w:rPr>
-      <w:t>)</w:t>
+      <w:t xml:space="preserve"> |Ficha funcional – Modelo a48 (dnsl-fallas-maquinaria-pasteurizado-xai)</w:t>
     </w:r>
   </w:p>
   <w:p>
@@ -4428,11 +4320,11 @@
     <w:name w:val="Normal"/>
     <w:qFormat/>
   </w:style>
-  <w:style w:type="paragraph" w:styleId="Ttulo1">
+  <w:style w:type="paragraph" w:styleId="Heading1">
     <w:name w:val="heading 1"/>
     <w:basedOn w:val="Normal"/>
     <w:next w:val="Normal"/>
-    <w:link w:val="Ttulo1Car"/>
+    <w:link w:val="Heading1Char"/>
     <w:uiPriority w:val="9"/>
     <w:qFormat/>
     <w:pPr>
@@ -4450,11 +4342,11 @@
       <w:szCs w:val="36"/>
     </w:rPr>
   </w:style>
-  <w:style w:type="paragraph" w:styleId="Ttulo2">
+  <w:style w:type="paragraph" w:styleId="Heading2">
     <w:name w:val="heading 2"/>
     <w:basedOn w:val="Normal"/>
     <w:next w:val="Normal"/>
-    <w:link w:val="Ttulo2Car"/>
+    <w:link w:val="Heading2Char"/>
     <w:uiPriority w:val="9"/>
     <w:semiHidden/>
     <w:unhideWhenUsed/>
@@ -4473,11 +4365,11 @@
       <w:szCs w:val="32"/>
     </w:rPr>
   </w:style>
-  <w:style w:type="paragraph" w:styleId="Ttulo3">
+  <w:style w:type="paragraph" w:styleId="Heading3">
     <w:name w:val="heading 3"/>
     <w:basedOn w:val="Normal"/>
     <w:next w:val="Normal"/>
-    <w:link w:val="Ttulo3Car"/>
+    <w:link w:val="Heading3Char"/>
     <w:uiPriority w:val="9"/>
     <w:semiHidden/>
     <w:unhideWhenUsed/>
@@ -4496,11 +4388,11 @@
       <w:szCs w:val="28"/>
     </w:rPr>
   </w:style>
-  <w:style w:type="paragraph" w:styleId="Ttulo4">
+  <w:style w:type="paragraph" w:styleId="Heading4">
     <w:name w:val="heading 4"/>
     <w:basedOn w:val="Normal"/>
     <w:next w:val="Normal"/>
-    <w:link w:val="Ttulo4Car"/>
+    <w:link w:val="Heading4Char"/>
     <w:uiPriority w:val="9"/>
     <w:semiHidden/>
     <w:unhideWhenUsed/>
@@ -4519,11 +4411,11 @@
       <w:szCs w:val="24"/>
     </w:rPr>
   </w:style>
-  <w:style w:type="paragraph" w:styleId="Ttulo5">
+  <w:style w:type="paragraph" w:styleId="Heading5">
     <w:name w:val="heading 5"/>
     <w:basedOn w:val="Normal"/>
     <w:next w:val="Normal"/>
-    <w:link w:val="Ttulo5Car"/>
+    <w:link w:val="Heading5Char"/>
     <w:uiPriority w:val="9"/>
     <w:semiHidden/>
     <w:unhideWhenUsed/>
@@ -4541,11 +4433,11 @@
       <w:color w:val="284546"/>
     </w:rPr>
   </w:style>
-  <w:style w:type="paragraph" w:styleId="Ttulo6">
+  <w:style w:type="paragraph" w:styleId="Heading6">
     <w:name w:val="heading 6"/>
     <w:basedOn w:val="Normal"/>
     <w:next w:val="Normal"/>
-    <w:link w:val="Ttulo6Car"/>
+    <w:link w:val="Heading6Char"/>
     <w:uiPriority w:val="9"/>
     <w:semiHidden/>
     <w:unhideWhenUsed/>
@@ -4565,11 +4457,11 @@
       <w:color w:val="1B2E2F"/>
     </w:rPr>
   </w:style>
-  <w:style w:type="paragraph" w:styleId="Ttulo7">
+  <w:style w:type="paragraph" w:styleId="Heading7">
     <w:name w:val="heading 7"/>
     <w:basedOn w:val="Normal"/>
     <w:next w:val="Normal"/>
-    <w:link w:val="Ttulo7Car"/>
+    <w:link w:val="Heading7Char"/>
     <w:uiPriority w:val="9"/>
     <w:unhideWhenUsed/>
     <w:qFormat/>
@@ -4587,11 +4479,11 @@
       <w:color w:val="1B2E2E" w:themeColor="accent1" w:themeShade="80"/>
     </w:rPr>
   </w:style>
-  <w:style w:type="paragraph" w:styleId="Ttulo8">
+  <w:style w:type="paragraph" w:styleId="Heading8">
     <w:name w:val="heading 8"/>
     <w:basedOn w:val="Normal"/>
     <w:next w:val="Normal"/>
-    <w:link w:val="Ttulo8Car"/>
+    <w:link w:val="Heading8Char"/>
     <w:uiPriority w:val="9"/>
     <w:unhideWhenUsed/>
     <w:qFormat/>
@@ -4611,11 +4503,11 @@
       <w:color w:val="1B2E2E" w:themeColor="accent1" w:themeShade="80"/>
     </w:rPr>
   </w:style>
-  <w:style w:type="paragraph" w:styleId="Ttulo9">
+  <w:style w:type="paragraph" w:styleId="Heading9">
     <w:name w:val="heading 9"/>
     <w:basedOn w:val="Normal"/>
     <w:next w:val="Normal"/>
-    <w:link w:val="Ttulo9Car"/>
+    <w:link w:val="Heading9Char"/>
     <w:uiPriority w:val="9"/>
     <w:semiHidden/>
     <w:unhideWhenUsed/>
@@ -4634,13 +4526,13 @@
       <w:color w:val="1B2E2E" w:themeColor="accent1" w:themeShade="80"/>
     </w:rPr>
   </w:style>
-  <w:style w:type="character" w:default="1" w:styleId="Fuentedeprrafopredeter">
+  <w:style w:type="character" w:default="1" w:styleId="DefaultParagraphFont">
     <w:name w:val="Default Paragraph Font"/>
     <w:uiPriority w:val="1"/>
     <w:semiHidden/>
     <w:unhideWhenUsed/>
   </w:style>
-  <w:style w:type="table" w:default="1" w:styleId="Tablanormal">
+  <w:style w:type="table" w:default="1" w:styleId="TableNormal">
     <w:name w:val="Normal Table"/>
     <w:uiPriority w:val="99"/>
     <w:semiHidden/>
@@ -4655,13 +4547,13 @@
       </w:tblCellMar>
     </w:tblPr>
   </w:style>
-  <w:style w:type="numbering" w:default="1" w:styleId="Sinlista">
+  <w:style w:type="numbering" w:default="1" w:styleId="NoList">
     <w:name w:val="No List"/>
     <w:uiPriority w:val="99"/>
     <w:semiHidden/>
     <w:unhideWhenUsed/>
   </w:style>
-  <w:style w:type="table" w:customStyle="1" w:styleId="TableNormal">
+  <w:style w:type="table" w:customStyle="1" w:styleId="TableNormal0">
     <w:name w:val="TableNormal"/>
     <w:tblPr>
       <w:tblCellMar>
@@ -4672,11 +4564,11 @@
       </w:tblCellMar>
     </w:tblPr>
   </w:style>
-  <w:style w:type="paragraph" w:styleId="Ttulo">
+  <w:style w:type="paragraph" w:styleId="Title">
     <w:name w:val="Title"/>
     <w:basedOn w:val="Normal"/>
     <w:next w:val="Normal"/>
-    <w:link w:val="TtuloCar"/>
+    <w:link w:val="TitleChar"/>
     <w:uiPriority w:val="10"/>
     <w:qFormat/>
     <w:pPr>
@@ -4691,10 +4583,10 @@
       <w:szCs w:val="72"/>
     </w:rPr>
   </w:style>
-  <w:style w:type="character" w:customStyle="1" w:styleId="Ttulo1Car">
-    <w:name w:val="Título 1 Car"/>
-    <w:basedOn w:val="Fuentedeprrafopredeter"/>
-    <w:link w:val="Ttulo1"/>
+  <w:style w:type="character" w:customStyle="1" w:styleId="Heading1Char">
+    <w:name w:val="Heading 1 Char"/>
+    <w:basedOn w:val="DefaultParagraphFont"/>
+    <w:link w:val="Heading1"/>
     <w:uiPriority w:val="9"/>
     <w:rsid w:val="00AB39A2"/>
     <w:rPr>
@@ -4704,10 +4596,10 @@
       <w:szCs w:val="36"/>
     </w:rPr>
   </w:style>
-  <w:style w:type="character" w:customStyle="1" w:styleId="Ttulo2Car">
-    <w:name w:val="Título 2 Car"/>
-    <w:basedOn w:val="Fuentedeprrafopredeter"/>
-    <w:link w:val="Ttulo2"/>
+  <w:style w:type="character" w:customStyle="1" w:styleId="Heading2Char">
+    <w:name w:val="Heading 2 Char"/>
+    <w:basedOn w:val="DefaultParagraphFont"/>
+    <w:link w:val="Heading2"/>
     <w:uiPriority w:val="9"/>
     <w:rsid w:val="00AB39A2"/>
     <w:rPr>
@@ -4717,10 +4609,10 @@
       <w:szCs w:val="32"/>
     </w:rPr>
   </w:style>
-  <w:style w:type="character" w:customStyle="1" w:styleId="Ttulo3Car">
-    <w:name w:val="Título 3 Car"/>
-    <w:basedOn w:val="Fuentedeprrafopredeter"/>
-    <w:link w:val="Ttulo3"/>
+  <w:style w:type="character" w:customStyle="1" w:styleId="Heading3Char">
+    <w:name w:val="Heading 3 Char"/>
+    <w:basedOn w:val="DefaultParagraphFont"/>
+    <w:link w:val="Heading3"/>
     <w:uiPriority w:val="9"/>
     <w:rsid w:val="00AB39A2"/>
     <w:rPr>
@@ -4730,10 +4622,10 @@
       <w:szCs w:val="28"/>
     </w:rPr>
   </w:style>
-  <w:style w:type="character" w:customStyle="1" w:styleId="Ttulo4Car">
-    <w:name w:val="Título 4 Car"/>
-    <w:basedOn w:val="Fuentedeprrafopredeter"/>
-    <w:link w:val="Ttulo4"/>
+  <w:style w:type="character" w:customStyle="1" w:styleId="Heading4Char">
+    <w:name w:val="Heading 4 Char"/>
+    <w:basedOn w:val="DefaultParagraphFont"/>
+    <w:link w:val="Heading4"/>
     <w:uiPriority w:val="9"/>
     <w:rsid w:val="00AB39A2"/>
     <w:rPr>
@@ -4743,10 +4635,10 @@
       <w:szCs w:val="24"/>
     </w:rPr>
   </w:style>
-  <w:style w:type="character" w:customStyle="1" w:styleId="Ttulo5Car">
-    <w:name w:val="Título 5 Car"/>
-    <w:basedOn w:val="Fuentedeprrafopredeter"/>
-    <w:link w:val="Ttulo5"/>
+  <w:style w:type="character" w:customStyle="1" w:styleId="Heading5Char">
+    <w:name w:val="Heading 5 Char"/>
+    <w:basedOn w:val="DefaultParagraphFont"/>
+    <w:link w:val="Heading5"/>
     <w:uiPriority w:val="9"/>
     <w:rsid w:val="00AB39A2"/>
     <w:rPr>
@@ -4755,10 +4647,10 @@
       <w:color w:val="284546" w:themeColor="accent1" w:themeShade="BF"/>
     </w:rPr>
   </w:style>
-  <w:style w:type="character" w:customStyle="1" w:styleId="Ttulo6Car">
-    <w:name w:val="Título 6 Car"/>
-    <w:basedOn w:val="Fuentedeprrafopredeter"/>
-    <w:link w:val="Ttulo6"/>
+  <w:style w:type="character" w:customStyle="1" w:styleId="Heading6Char">
+    <w:name w:val="Heading 6 Char"/>
+    <w:basedOn w:val="DefaultParagraphFont"/>
+    <w:link w:val="Heading6"/>
     <w:uiPriority w:val="9"/>
     <w:rsid w:val="00AB39A2"/>
     <w:rPr>
@@ -4769,10 +4661,10 @@
       <w:color w:val="1B2E2E" w:themeColor="accent1" w:themeShade="80"/>
     </w:rPr>
   </w:style>
-  <w:style w:type="character" w:customStyle="1" w:styleId="Ttulo7Car">
-    <w:name w:val="Título 7 Car"/>
-    <w:basedOn w:val="Fuentedeprrafopredeter"/>
-    <w:link w:val="Ttulo7"/>
+  <w:style w:type="character" w:customStyle="1" w:styleId="Heading7Char">
+    <w:name w:val="Heading 7 Char"/>
+    <w:basedOn w:val="DefaultParagraphFont"/>
+    <w:link w:val="Heading7"/>
     <w:uiPriority w:val="9"/>
     <w:rsid w:val="00AB39A2"/>
     <w:rPr>
@@ -4782,10 +4674,10 @@
       <w:color w:val="1B2E2E" w:themeColor="accent1" w:themeShade="80"/>
     </w:rPr>
   </w:style>
-  <w:style w:type="character" w:customStyle="1" w:styleId="Ttulo8Car">
-    <w:name w:val="Título 8 Car"/>
-    <w:basedOn w:val="Fuentedeprrafopredeter"/>
-    <w:link w:val="Ttulo8"/>
+  <w:style w:type="character" w:customStyle="1" w:styleId="Heading8Char">
+    <w:name w:val="Heading 8 Char"/>
+    <w:basedOn w:val="DefaultParagraphFont"/>
+    <w:link w:val="Heading8"/>
     <w:uiPriority w:val="9"/>
     <w:rsid w:val="00AB39A2"/>
     <w:rPr>
@@ -4797,10 +4689,10 @@
       <w:color w:val="1B2E2E" w:themeColor="accent1" w:themeShade="80"/>
     </w:rPr>
   </w:style>
-  <w:style w:type="character" w:customStyle="1" w:styleId="Ttulo9Car">
-    <w:name w:val="Título 9 Car"/>
-    <w:basedOn w:val="Fuentedeprrafopredeter"/>
-    <w:link w:val="Ttulo9"/>
+  <w:style w:type="character" w:customStyle="1" w:styleId="Heading9Char">
+    <w:name w:val="Heading 9 Char"/>
+    <w:basedOn w:val="DefaultParagraphFont"/>
+    <w:link w:val="Heading9"/>
     <w:uiPriority w:val="9"/>
     <w:semiHidden/>
     <w:rsid w:val="00AB39A2"/>
@@ -4811,11 +4703,11 @@
       <w:color w:val="1B2E2E" w:themeColor="accent1" w:themeShade="80"/>
     </w:rPr>
   </w:style>
-  <w:style w:type="paragraph" w:styleId="Descripcin">
+  <w:style w:type="paragraph" w:styleId="Caption">
     <w:name w:val="caption"/>
     <w:basedOn w:val="Normal"/>
     <w:next w:val="Normal"/>
-    <w:link w:val="DescripcinCar"/>
+    <w:link w:val="CaptionChar"/>
     <w:unhideWhenUsed/>
     <w:qFormat/>
     <w:rsid w:val="00AB39A2"/>
@@ -4829,10 +4721,10 @@
       <w:color w:val="739A8A" w:themeColor="text2"/>
     </w:rPr>
   </w:style>
-  <w:style w:type="character" w:customStyle="1" w:styleId="TtuloCar">
-    <w:name w:val="Título Car"/>
-    <w:basedOn w:val="Fuentedeprrafopredeter"/>
-    <w:link w:val="Ttulo"/>
+  <w:style w:type="character" w:customStyle="1" w:styleId="TitleChar">
+    <w:name w:val="Title Char"/>
+    <w:basedOn w:val="DefaultParagraphFont"/>
+    <w:link w:val="Title"/>
     <w:uiPriority w:val="10"/>
     <w:rsid w:val="00AB39A2"/>
     <w:rPr>
@@ -4844,10 +4736,10 @@
       <w:szCs w:val="72"/>
     </w:rPr>
   </w:style>
-  <w:style w:type="character" w:customStyle="1" w:styleId="SubttuloCar">
-    <w:name w:val="Subtítulo Car"/>
-    <w:basedOn w:val="Fuentedeprrafopredeter"/>
-    <w:link w:val="Subttulo"/>
+  <w:style w:type="character" w:customStyle="1" w:styleId="SubtitleChar">
+    <w:name w:val="Subtitle Char"/>
+    <w:basedOn w:val="DefaultParagraphFont"/>
+    <w:link w:val="Subtitle"/>
     <w:uiPriority w:val="11"/>
     <w:rsid w:val="00AB39A2"/>
     <w:rPr>
@@ -4857,9 +4749,9 @@
       <w:szCs w:val="28"/>
     </w:rPr>
   </w:style>
-  <w:style w:type="character" w:styleId="Fuerte">
+  <w:style w:type="character" w:styleId="Strong">
     <w:name w:val="Strong"/>
-    <w:basedOn w:val="Fuentedeprrafopredeter"/>
+    <w:basedOn w:val="DefaultParagraphFont"/>
     <w:uiPriority w:val="22"/>
     <w:qFormat/>
     <w:rsid w:val="00AB39A2"/>
@@ -4868,9 +4760,9 @@
       <w:bCs/>
     </w:rPr>
   </w:style>
-  <w:style w:type="character" w:styleId="nfasis">
+  <w:style w:type="character" w:styleId="Emphasis">
     <w:name w:val="Emphasis"/>
-    <w:basedOn w:val="Fuentedeprrafopredeter"/>
+    <w:basedOn w:val="DefaultParagraphFont"/>
     <w:uiPriority w:val="20"/>
     <w:qFormat/>
     <w:rsid w:val="00AB39A2"/>
@@ -4879,7 +4771,7 @@
       <w:iCs/>
     </w:rPr>
   </w:style>
-  <w:style w:type="paragraph" w:styleId="Sinespaciado">
+  <w:style w:type="paragraph" w:styleId="NoSpacing">
     <w:name w:val="No Spacing"/>
     <w:uiPriority w:val="1"/>
     <w:qFormat/>
@@ -4888,11 +4780,11 @@
       <w:spacing w:after="0" w:line="240" w:lineRule="auto"/>
     </w:pPr>
   </w:style>
-  <w:style w:type="paragraph" w:styleId="Cita">
+  <w:style w:type="paragraph" w:styleId="Quote">
     <w:name w:val="Quote"/>
     <w:basedOn w:val="Normal"/>
     <w:next w:val="Normal"/>
-    <w:link w:val="CitaCar"/>
+    <w:link w:val="QuoteChar"/>
     <w:uiPriority w:val="29"/>
     <w:qFormat/>
     <w:rsid w:val="00AB39A2"/>
@@ -4906,10 +4798,10 @@
       <w:szCs w:val="24"/>
     </w:rPr>
   </w:style>
-  <w:style w:type="character" w:customStyle="1" w:styleId="CitaCar">
-    <w:name w:val="Cita Car"/>
-    <w:basedOn w:val="Fuentedeprrafopredeter"/>
-    <w:link w:val="Cita"/>
+  <w:style w:type="character" w:customStyle="1" w:styleId="QuoteChar">
+    <w:name w:val="Quote Char"/>
+    <w:basedOn w:val="DefaultParagraphFont"/>
+    <w:link w:val="Quote"/>
     <w:uiPriority w:val="29"/>
     <w:rsid w:val="00AB39A2"/>
     <w:rPr>
@@ -4918,11 +4810,11 @@
       <w:szCs w:val="24"/>
     </w:rPr>
   </w:style>
-  <w:style w:type="paragraph" w:styleId="Citadestacada">
+  <w:style w:type="paragraph" w:styleId="IntenseQuote">
     <w:name w:val="Intense Quote"/>
     <w:basedOn w:val="Normal"/>
     <w:next w:val="Normal"/>
-    <w:link w:val="CitadestacadaCar"/>
+    <w:link w:val="IntenseQuoteChar"/>
     <w:uiPriority w:val="30"/>
     <w:qFormat/>
     <w:rsid w:val="00AB39A2"/>
@@ -4939,10 +4831,10 @@
       <w:szCs w:val="32"/>
     </w:rPr>
   </w:style>
-  <w:style w:type="character" w:customStyle="1" w:styleId="CitadestacadaCar">
-    <w:name w:val="Cita destacada Car"/>
-    <w:basedOn w:val="Fuentedeprrafopredeter"/>
-    <w:link w:val="Citadestacada"/>
+  <w:style w:type="character" w:customStyle="1" w:styleId="IntenseQuoteChar">
+    <w:name w:val="Intense Quote Char"/>
+    <w:basedOn w:val="DefaultParagraphFont"/>
+    <w:link w:val="IntenseQuote"/>
     <w:uiPriority w:val="30"/>
     <w:rsid w:val="00AB39A2"/>
     <w:rPr>
@@ -4953,9 +4845,9 @@
       <w:szCs w:val="32"/>
     </w:rPr>
   </w:style>
-  <w:style w:type="character" w:styleId="nfasissutil">
+  <w:style w:type="character" w:styleId="SubtleEmphasis">
     <w:name w:val="Subtle Emphasis"/>
-    <w:basedOn w:val="Fuentedeprrafopredeter"/>
+    <w:basedOn w:val="DefaultParagraphFont"/>
     <w:uiPriority w:val="19"/>
     <w:qFormat/>
     <w:rsid w:val="00AB39A2"/>
@@ -4965,9 +4857,9 @@
       <w:color w:val="A3BDB2" w:themeColor="text1" w:themeTint="A6"/>
     </w:rPr>
   </w:style>
-  <w:style w:type="character" w:styleId="nfasisintenso">
+  <w:style w:type="character" w:styleId="IntenseEmphasis">
     <w:name w:val="Intense Emphasis"/>
-    <w:basedOn w:val="Fuentedeprrafopredeter"/>
+    <w:basedOn w:val="DefaultParagraphFont"/>
     <w:uiPriority w:val="21"/>
     <w:qFormat/>
     <w:rsid w:val="00AB39A2"/>
@@ -4978,9 +4870,9 @@
       <w:iCs/>
     </w:rPr>
   </w:style>
-  <w:style w:type="character" w:styleId="Referenciasutil">
+  <w:style w:type="character" w:styleId="SubtleReference">
     <w:name w:val="Subtle Reference"/>
-    <w:basedOn w:val="Fuentedeprrafopredeter"/>
+    <w:basedOn w:val="DefaultParagraphFont"/>
     <w:uiPriority w:val="31"/>
     <w:qFormat/>
     <w:rsid w:val="00AB39A2"/>
@@ -4991,9 +4883,9 @@
       <w:bdr w:val="none" w:sz="0" w:space="0" w:color="auto"/>
     </w:rPr>
   </w:style>
-  <w:style w:type="character" w:styleId="Referenciaintensa">
+  <w:style w:type="character" w:styleId="IntenseReference">
     <w:name w:val="Intense Reference"/>
-    <w:basedOn w:val="Fuentedeprrafopredeter"/>
+    <w:basedOn w:val="DefaultParagraphFont"/>
     <w:uiPriority w:val="32"/>
     <w:qFormat/>
     <w:rsid w:val="00AB39A2"/>
@@ -5005,9 +4897,9 @@
       <w:u w:val="single"/>
     </w:rPr>
   </w:style>
-  <w:style w:type="character" w:styleId="Ttulodellibro">
+  <w:style w:type="character" w:styleId="BookTitle">
     <w:name w:val="Book Title"/>
-    <w:basedOn w:val="Fuentedeprrafopredeter"/>
+    <w:basedOn w:val="DefaultParagraphFont"/>
     <w:uiPriority w:val="33"/>
     <w:qFormat/>
     <w:rsid w:val="00AB39A2"/>
@@ -5018,9 +4910,9 @@
       <w:spacing w:val="10"/>
     </w:rPr>
   </w:style>
-  <w:style w:type="paragraph" w:styleId="TtuloTDC">
+  <w:style w:type="paragraph" w:styleId="TOCHeading">
     <w:name w:val="TOC Heading"/>
-    <w:basedOn w:val="Ttulo1"/>
+    <w:basedOn w:val="Heading1"/>
     <w:next w:val="Normal"/>
     <w:uiPriority w:val="39"/>
     <w:unhideWhenUsed/>
@@ -5030,10 +4922,10 @@
       <w:outlineLvl w:val="9"/>
     </w:pPr>
   </w:style>
-  <w:style w:type="paragraph" w:styleId="Encabezado">
+  <w:style w:type="paragraph" w:styleId="Header">
     <w:name w:val="header"/>
     <w:basedOn w:val="Normal"/>
-    <w:link w:val="EncabezadoCar"/>
+    <w:link w:val="HeaderChar"/>
     <w:uiPriority w:val="99"/>
     <w:unhideWhenUsed/>
     <w:rsid w:val="00171F5E"/>
@@ -5045,17 +4937,17 @@
       <w:spacing w:after="0" w:line="240" w:lineRule="auto"/>
     </w:pPr>
   </w:style>
-  <w:style w:type="character" w:customStyle="1" w:styleId="EncabezadoCar">
-    <w:name w:val="Encabezado Car"/>
-    <w:basedOn w:val="Fuentedeprrafopredeter"/>
-    <w:link w:val="Encabezado"/>
+  <w:style w:type="character" w:customStyle="1" w:styleId="HeaderChar">
+    <w:name w:val="Header Char"/>
+    <w:basedOn w:val="DefaultParagraphFont"/>
+    <w:link w:val="Header"/>
     <w:uiPriority w:val="99"/>
     <w:rsid w:val="00171F5E"/>
   </w:style>
-  <w:style w:type="paragraph" w:styleId="Piedepgina">
+  <w:style w:type="paragraph" w:styleId="Footer">
     <w:name w:val="footer"/>
     <w:basedOn w:val="Normal"/>
-    <w:link w:val="PiedepginaCar"/>
+    <w:link w:val="FooterChar"/>
     <w:uiPriority w:val="99"/>
     <w:unhideWhenUsed/>
     <w:rsid w:val="00171F5E"/>
@@ -5067,14 +4959,14 @@
       <w:spacing w:after="0" w:line="240" w:lineRule="auto"/>
     </w:pPr>
   </w:style>
-  <w:style w:type="character" w:customStyle="1" w:styleId="PiedepginaCar">
-    <w:name w:val="Pie de página Car"/>
-    <w:basedOn w:val="Fuentedeprrafopredeter"/>
-    <w:link w:val="Piedepgina"/>
+  <w:style w:type="character" w:customStyle="1" w:styleId="FooterChar">
+    <w:name w:val="Footer Char"/>
+    <w:basedOn w:val="DefaultParagraphFont"/>
+    <w:link w:val="Footer"/>
     <w:uiPriority w:val="99"/>
     <w:rsid w:val="00171F5E"/>
   </w:style>
-  <w:style w:type="paragraph" w:styleId="TDC1">
+  <w:style w:type="paragraph" w:styleId="TOC1">
     <w:name w:val="toc 1"/>
     <w:basedOn w:val="Normal"/>
     <w:next w:val="Normal"/>
@@ -5086,7 +4978,7 @@
       <w:spacing w:after="100"/>
     </w:pPr>
   </w:style>
-  <w:style w:type="paragraph" w:styleId="TDC2">
+  <w:style w:type="paragraph" w:styleId="TOC2">
     <w:name w:val="toc 2"/>
     <w:basedOn w:val="Normal"/>
     <w:next w:val="Normal"/>
@@ -5103,7 +4995,7 @@
       <w:ind w:left="220"/>
     </w:pPr>
   </w:style>
-  <w:style w:type="paragraph" w:styleId="TDC3">
+  <w:style w:type="paragraph" w:styleId="TOC3">
     <w:name w:val="toc 3"/>
     <w:basedOn w:val="Normal"/>
     <w:next w:val="Normal"/>
@@ -5117,10 +5009,10 @@
       <w:ind w:left="440"/>
     </w:pPr>
   </w:style>
-  <w:style w:type="paragraph" w:styleId="Textonotapie">
+  <w:style w:type="paragraph" w:styleId="FootnoteText">
     <w:name w:val="footnote text"/>
     <w:basedOn w:val="Normal"/>
-    <w:link w:val="TextonotapieCar"/>
+    <w:link w:val="FootnoteTextChar"/>
     <w:uiPriority w:val="99"/>
     <w:semiHidden/>
     <w:unhideWhenUsed/>
@@ -5133,10 +5025,10 @@
       <w:szCs w:val="20"/>
     </w:rPr>
   </w:style>
-  <w:style w:type="character" w:customStyle="1" w:styleId="TextonotapieCar">
-    <w:name w:val="Texto nota pie Car"/>
-    <w:basedOn w:val="Fuentedeprrafopredeter"/>
-    <w:link w:val="Textonotapie"/>
+  <w:style w:type="character" w:customStyle="1" w:styleId="FootnoteTextChar">
+    <w:name w:val="Footnote Text Char"/>
+    <w:basedOn w:val="DefaultParagraphFont"/>
+    <w:link w:val="FootnoteText"/>
     <w:uiPriority w:val="99"/>
     <w:semiHidden/>
     <w:rsid w:val="00C81877"/>
@@ -5145,10 +5037,10 @@
       <w:szCs w:val="20"/>
     </w:rPr>
   </w:style>
-  <w:style w:type="paragraph" w:styleId="Textocomentario">
+  <w:style w:type="paragraph" w:styleId="CommentText">
     <w:name w:val="annotation text"/>
     <w:basedOn w:val="Normal"/>
-    <w:link w:val="TextocomentarioCar"/>
+    <w:link w:val="CommentTextChar"/>
     <w:uiPriority w:val="99"/>
     <w:semiHidden/>
     <w:unhideWhenUsed/>
@@ -5165,10 +5057,10 @@
       <w:lang w:val="en-US"/>
     </w:rPr>
   </w:style>
-  <w:style w:type="character" w:customStyle="1" w:styleId="TextocomentarioCar">
-    <w:name w:val="Texto comentario Car"/>
-    <w:basedOn w:val="Fuentedeprrafopredeter"/>
-    <w:link w:val="Textocomentario"/>
+  <w:style w:type="character" w:customStyle="1" w:styleId="CommentTextChar">
+    <w:name w:val="Comment Text Char"/>
+    <w:basedOn w:val="DefaultParagraphFont"/>
+    <w:link w:val="CommentText"/>
     <w:uiPriority w:val="99"/>
     <w:semiHidden/>
     <w:rsid w:val="00C81877"/>
@@ -5179,7 +5071,7 @@
       <w:lang w:val="en-US"/>
     </w:rPr>
   </w:style>
-  <w:style w:type="character" w:styleId="Refdenotaalpie">
+  <w:style w:type="character" w:styleId="FootnoteReference">
     <w:name w:val="footnote reference"/>
     <w:uiPriority w:val="99"/>
     <w:semiHidden/>
@@ -5189,9 +5081,9 @@
       <w:vertAlign w:val="superscript"/>
     </w:rPr>
   </w:style>
-  <w:style w:type="character" w:styleId="Refdecomentario">
+  <w:style w:type="character" w:styleId="CommentReference">
     <w:name w:val="annotation reference"/>
-    <w:basedOn w:val="Fuentedeprrafopredeter"/>
+    <w:basedOn w:val="DefaultParagraphFont"/>
     <w:uiPriority w:val="99"/>
     <w:semiHidden/>
     <w:unhideWhenUsed/>
@@ -5201,9 +5093,9 @@
       <w:szCs w:val="16"/>
     </w:rPr>
   </w:style>
-  <w:style w:type="character" w:styleId="Hipervnculo">
+  <w:style w:type="character" w:styleId="Hyperlink">
     <w:name w:val="Hyperlink"/>
-    <w:basedOn w:val="Fuentedeprrafopredeter"/>
+    <w:basedOn w:val="DefaultParagraphFont"/>
     <w:uiPriority w:val="99"/>
     <w:unhideWhenUsed/>
     <w:rsid w:val="00C81877"/>
@@ -5212,9 +5104,9 @@
       <w:u w:val="single"/>
     </w:rPr>
   </w:style>
-  <w:style w:type="character" w:styleId="Mencinsinresolver">
+  <w:style w:type="character" w:styleId="UnresolvedMention">
     <w:name w:val="Unresolved Mention"/>
-    <w:basedOn w:val="Fuentedeprrafopredeter"/>
+    <w:basedOn w:val="DefaultParagraphFont"/>
     <w:uiPriority w:val="99"/>
     <w:semiHidden/>
     <w:unhideWhenUsed/>
@@ -5224,9 +5116,9 @@
       <w:shd w:val="clear" w:color="auto" w:fill="E1DFDD"/>
     </w:rPr>
   </w:style>
-  <w:style w:type="table" w:styleId="Tablaconcuadrcula">
+  <w:style w:type="table" w:styleId="TableGrid">
     <w:name w:val="Table Grid"/>
-    <w:basedOn w:val="Tablanormal"/>
+    <w:basedOn w:val="TableNormal"/>
     <w:uiPriority w:val="39"/>
     <w:rsid w:val="00292DEB"/>
     <w:pPr>
@@ -5250,7 +5142,7 @@
       </w:tblBorders>
     </w:tblPr>
   </w:style>
-  <w:style w:type="paragraph" w:styleId="Tabladeilustraciones">
+  <w:style w:type="paragraph" w:styleId="TableofFigures">
     <w:name w:val="table of figures"/>
     <w:basedOn w:val="Normal"/>
     <w:next w:val="Normal"/>
@@ -5268,10 +5160,10 @@
       <w:lang w:val="en-US"/>
     </w:rPr>
   </w:style>
-  <w:style w:type="character" w:customStyle="1" w:styleId="DescripcinCar">
-    <w:name w:val="Descripción Car"/>
-    <w:basedOn w:val="Fuentedeprrafopredeter"/>
-    <w:link w:val="Descripcin"/>
+  <w:style w:type="character" w:customStyle="1" w:styleId="CaptionChar">
+    <w:name w:val="Caption Char"/>
+    <w:basedOn w:val="DefaultParagraphFont"/>
+    <w:link w:val="Caption"/>
     <w:locked/>
     <w:rsid w:val="00CE62B2"/>
     <w:rPr>
@@ -5281,11 +5173,11 @@
       <w:color w:val="739A8A" w:themeColor="text2"/>
     </w:rPr>
   </w:style>
-  <w:style w:type="paragraph" w:styleId="Subttulo">
+  <w:style w:type="paragraph" w:styleId="Subtitle">
     <w:name w:val="Subtitle"/>
     <w:basedOn w:val="Normal"/>
     <w:next w:val="Normal"/>
-    <w:link w:val="SubttuloCar"/>
+    <w:link w:val="SubtitleChar"/>
     <w:uiPriority w:val="11"/>
     <w:qFormat/>
     <w:pPr>
@@ -5300,7 +5192,7 @@
     </w:rPr>
   </w:style>
   <w:style w:type="table" w:customStyle="1" w:styleId="a">
-    <w:basedOn w:val="Tablanormal"/>
+    <w:basedOn w:val="TableNormal"/>
     <w:pPr>
       <w:spacing w:after="0" w:line="240" w:lineRule="auto"/>
     </w:pPr>
@@ -5316,7 +5208,7 @@
     </w:tblPr>
   </w:style>
   <w:style w:type="table" w:customStyle="1" w:styleId="a0">
-    <w:basedOn w:val="Tablanormal"/>
+    <w:basedOn w:val="TableNormal"/>
     <w:pPr>
       <w:spacing w:after="0" w:line="240" w:lineRule="auto"/>
     </w:pPr>
@@ -5332,7 +5224,7 @@
     </w:tblPr>
   </w:style>
   <w:style w:type="table" w:customStyle="1" w:styleId="a1">
-    <w:basedOn w:val="Tablanormal"/>
+    <w:basedOn w:val="TableNormal"/>
     <w:pPr>
       <w:spacing w:after="0" w:line="240" w:lineRule="auto"/>
     </w:pPr>
@@ -5552,28 +5444,28 @@
 </file>
 
 <file path=customXml/item1.xml><?xml version="1.0" encoding="utf-8"?>
+<b:Sources xmlns:b="http://schemas.openxmlformats.org/officeDocument/2006/bibliography" xmlns="http://schemas.openxmlformats.org/officeDocument/2006/bibliography" SelectedStyle="\APASixthEditionOfficeOnline.xsl" StyleName="APA" Version="6"/>
+</file>
+
+<file path=customXml/item2.xml><?xml version="1.0" encoding="utf-8"?>
 <go:gDocsCustomXmlDataStorage xmlns:go="http://customooxmlschemas.google.com/" xmlns:r="http://schemas.openxmlformats.org/officeDocument/2006/relationships" uri="GoogleDocsCustomDataVersion2">
   <go:docsCustomData xmlns:go="http://customooxmlschemas.google.com/" roundtripDataSignature="AMtx7mjfZHdsiCvpFOesiH+c3zMFCQ6GYw==">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</go:docsCustomData>
 </go:gDocsCustomXmlDataStorage>
 </file>
 
-<file path=customXml/item2.xml><?xml version="1.0" encoding="utf-8"?>
-<b:Sources xmlns:b="http://schemas.openxmlformats.org/officeDocument/2006/bibliography" xmlns="http://schemas.openxmlformats.org/officeDocument/2006/bibliography" SelectedStyle="\APASixthEditionOfficeOnline.xsl" StyleName="APA" Version="6"/>
+<file path=customXml/itemProps1.xml><?xml version="1.0" encoding="utf-8"?>
+<ds:datastoreItem xmlns:ds="http://schemas.openxmlformats.org/officeDocument/2006/customXml" ds:itemID="{F2C6ED9E-18BB-4E8C-9B45-9DE9ABC600F0}">
+  <ds:schemaRefs>
+    <ds:schemaRef ds:uri="http://schemas.openxmlformats.org/officeDocument/2006/bibliography"/>
+  </ds:schemaRefs>
+</ds:datastoreItem>
 </file>
 
-<file path=customXml/itemProps1.xml><?xml version="1.0" encoding="utf-8"?>
+<file path=customXml/itemProps2.xml><?xml version="1.0" encoding="utf-8"?>
 <ds:datastoreItem xmlns:ds="http://schemas.openxmlformats.org/officeDocument/2006/customXml" ds:itemID="{11111111-1234-1234-1234-123412341234}">
   <ds:schemaRefs>
     <ds:schemaRef ds:uri="http://customooxmlschemas.google.com/"/>
     <ds:schemaRef ds:uri="http://schemas.openxmlformats.org/officeDocument/2006/relationships"/>
   </ds:schemaRefs>
 </ds:datastoreItem>
-</file>
-
-<file path=customXml/itemProps2.xml><?xml version="1.0" encoding="utf-8"?>
-<ds:datastoreItem xmlns:ds="http://schemas.openxmlformats.org/officeDocument/2006/customXml" ds:itemID="{F2C6ED9E-18BB-4E8C-9B45-9DE9ABC600F0}">
-  <ds:schemaRefs>
-    <ds:schemaRef ds:uri="http://schemas.openxmlformats.org/officeDocument/2006/bibliography"/>
-  </ds:schemaRefs>
-</ds:datastoreItem>
 </file>